--- a/pr-preview/pr-341/multiple-testing-handout-tracked-changes.docx
+++ b/pr-preview/pr-341/multiple-testing-handout-tracked-changes.docx
@@ -16,7 +16,7 @@
       </w:pPr>
       <w:del w:id="1" w:author="PR Preview" w:date="2026-01-01T00:00:00Z">
         <w:r>
-          <w:delText xml:space="preserve">Last modified: 2026-10-18 13:22:01 (PDT)</w:delText>
+          <w:delText xml:space="preserve">Last modified: 2026-10-18 14:21:43 (PDT)</w:delText>
         </w:r>
       </w:del>
     </w:p>
@@ -26,7 +26,7 @@
       </w:pPr>
       <w:ins w:id="2" w:author="PR Preview" w:date="2026-01-01T00:00:00Z">
         <w:r>
-          <w:t xml:space="preserve">Last modified: 2026-10-18 13:29:01 (PDT)</w:t>
+          <w:t xml:space="preserve">Last modified: 2026-10-18 14:27:47 (PDT)</w:t>
         </w:r>
       </w:ins>
     </w:p>

--- a/pr-preview/pr-341/multiple-testing-handout-tracked-changes.docx
+++ b/pr-preview/pr-341/multiple-testing-handout-tracked-changes.docx
@@ -26,7 +26,7 @@
       </w:pPr>
       <w:ins w:id="2" w:author="PR Preview" w:date="2026-01-01T00:00:00Z">
         <w:r>
-          <w:t xml:space="preserve">Last modified: 2026-10-18 14:27:47 (PDT)</w:t>
+          <w:t xml:space="preserve">Last modified: 2026-10-18 17:07:37 (PDT)</w:t>
         </w:r>
       </w:ins>
     </w:p>

--- a/pr-preview/pr-341/multiple-testing-handout-tracked-changes.docx
+++ b/pr-preview/pr-341/multiple-testing-handout-tracked-changes.docx
@@ -16,7 +16,7 @@
       </w:pPr>
       <w:del w:id="1" w:author="PR Preview" w:date="2026-01-01T00:00:00Z">
         <w:r>
-          <w:delText xml:space="preserve">Last modified: 2026-10-18 14:21:43 (PDT)</w:delText>
+          <w:delText xml:space="preserve">Last modified: 2026-10-18 17:33:29 (PDT)</w:delText>
         </w:r>
       </w:del>
     </w:p>
@@ -26,7 +26,7 @@
       </w:pPr>
       <w:ins w:id="2" w:author="PR Preview" w:date="2026-01-01T00:00:00Z">
         <w:r>
-          <w:t xml:space="preserve">Last modified: 2026-10-18 17:07:37 (PDT)</w:t>
+          <w:t xml:space="preserve">Last modified: 2026-10-18 22:00:53 (PDT)</w:t>
         </w:r>
       </w:ins>
     </w:p>

--- a/pr-preview/pr-341/multiple-testing-handout-tracked-changes.docx
+++ b/pr-preview/pr-341/multiple-testing-handout-tracked-changes.docx
@@ -26,7 +26,7 @@
       </w:pPr>
       <w:ins w:id="2" w:author="PR Preview" w:date="2026-01-01T00:00:00Z">
         <w:r>
-          <w:t xml:space="preserve">Last modified: 2026-10-18 22:00:53 (PDT)</w:t>
+          <w:t xml:space="preserve">Last modified: 2026-10-18 23:39:02 (PDT)</w:t>
         </w:r>
       </w:ins>
     </w:p>

--- a/pr-preview/pr-341/multiple-testing-handout-tracked-changes.docx
+++ b/pr-preview/pr-341/multiple-testing-handout-tracked-changes.docx
@@ -16,7 +16,7 @@
       </w:pPr>
       <w:del w:id="1" w:author="PR Preview" w:date="2026-01-01T00:00:00Z">
         <w:r>
-          <w:delText xml:space="preserve">Last modified: 2026-10-18 17:33:29 (PDT)</w:delText>
+          <w:delText xml:space="preserve">Last modified: 2026-10-19 00:31:45 (PDT)</w:delText>
         </w:r>
       </w:del>
     </w:p>
@@ -26,7 +26,7 @@
       </w:pPr>
       <w:ins w:id="2" w:author="PR Preview" w:date="2026-01-01T00:00:00Z">
         <w:r>
-          <w:t xml:space="preserve">Last modified: 2026-10-18 23:39:02 (PDT)</w:t>
+          <w:t xml:space="preserve">Last modified: 2026-10-19 00:34:20 (PDT)</w:t>
         </w:r>
       </w:ins>
     </w:p>

--- a/pr-preview/pr-341/multiple-testing-handout-tracked-changes.docx
+++ b/pr-preview/pr-341/multiple-testing-handout-tracked-changes.docx
@@ -16,7 +16,7 @@
       </w:pPr>
       <w:del w:id="1" w:author="PR Preview" w:date="2026-01-01T00:00:00Z">
         <w:r>
-          <w:delText xml:space="preserve">Last modified: 2026-10-19 00:31:45 (PDT)</w:delText>
+          <w:delText xml:space="preserve">Last modified: 2026-10-19 00:48:10 (PDT)</w:delText>
         </w:r>
       </w:del>
     </w:p>
@@ -26,7 +26,7 @@
       </w:pPr>
       <w:ins w:id="2" w:author="PR Preview" w:date="2026-01-01T00:00:00Z">
         <w:r>
-          <w:t xml:space="preserve">Last modified: 2026-10-19 00:34:20 (PDT)</w:t>
+          <w:t xml:space="preserve">Last modified: 2026-10-19 00:53:49 (PDT)</w:t>
         </w:r>
       </w:ins>
     </w:p>
@@ -4300,7 +4300,7 @@
     <w:bookmarkEnd w:id="26"/>
     <w:bookmarkEnd w:id="27"/>
     <w:bookmarkEnd w:id="28"/>
-    <w:bookmarkStart w:id="51" w:name="sec-error-rates"/>
+    <w:bookmarkStart w:id="52" w:name="sec-error-rates"/>
     <w:p>
       <w:pPr>
         <w:pStyle w:val="Heading2"/>
@@ -6610,7 +6610,7 @@
     </w:p>
     <w:bookmarkEnd w:id="32"/>
     <w:bookmarkEnd w:id="33"/>
-    <w:bookmarkStart w:id="37" w:name="sec-fwer"/>
+    <w:bookmarkStart w:id="38" w:name="sec-fwer"/>
     <w:p>
       <w:pPr>
         <w:pStyle w:val="Heading3"/>
@@ -6619,80 +6619,232 @@
         <w:t xml:space="preserve">3.2 The family-wise error rate</w:t>
       </w:r>
     </w:p>
-    <w:bookmarkStart w:id="34" w:name="def-fwer"/>
+    <w:bookmarkStart w:id="35" w:name="def-fwer"/>
     <w:p>
       <w:pPr>
         <w:pStyle w:val="FirstParagraph"/>
       </w:pPr>
-      <w:r>
-        <w:rPr>
-          <w:b/>
-          <w:bCs/>
-        </w:rPr>
-        <w:t xml:space="preserve">Definition 2 (Family-wise error rate)</w:t>
-      </w:r>
-      <w:r>
-        <w:t xml:space="preserve"> </w:t>
-      </w:r>
-      <w:r>
-        <w:t xml:space="preserve">For a family of tests with</w:t>
-      </w:r>
-      <w:r>
-        <w:t xml:space="preserve"> </w:t>
-      </w:r>
-      <m:oMath>
-        <m:r>
-          <m:t>V</m:t>
-        </m:r>
-      </m:oMath>
-      <w:r>
-        <w:t xml:space="preserve"> </w:t>
-      </w:r>
-      <w:r>
-        <w:t xml:space="preserve">false positives (</w:t>
-      </w:r>
-      <w:hyperlink w:anchor="def-rejection-counts">
+      <w:del w:id="3" w:author="PR Preview" w:date="2026-01-01T00:00:00Z">
         <w:r>
           <w:rPr>
-            <w:rStyle w:val="Hyperlink"/>
+            <w:b/>
+            <w:bCs/>
           </w:rPr>
-          <w:t xml:space="preserve">Definition 1</w:t>
+          <w:delText xml:space="preserve">Definition 2 (Family-wise error rate)</w:delText>
         </w:r>
+      </w:del>
+      <w:del w:id="4" w:author="PR Preview" w:date="2026-01-01T00:00:00Z">
+        <w:r>
+          <w:delText xml:space="preserve"> </w:delText>
+        </w:r>
+      </w:del>
+      <w:del w:id="5" w:author="PR Preview" w:date="2026-01-01T00:00:00Z">
+        <w:r>
+          <w:delText xml:space="preserve">For a family of tests with</w:delText>
+        </w:r>
+      </w:del>
+      <w:del w:id="6" w:author="PR Preview" w:date="2026-01-01T00:00:00Z">
+        <w:r>
+          <w:delText xml:space="preserve"> </w:delText>
+        </w:r>
+      </w:del>
+      <m:oMath>
+        <m:r>
+          <m:t>V</m:t>
+        </m:r>
+      </m:oMath>
+      <w:del w:id="7" w:author="PR Preview" w:date="2026-01-01T00:00:00Z">
+        <w:r>
+          <w:delText xml:space="preserve"> </w:delText>
+        </w:r>
+      </w:del>
+      <w:del w:id="8" w:author="PR Preview" w:date="2026-01-01T00:00:00Z">
+        <w:r>
+          <w:delText xml:space="preserve">false positives (</w:delText>
+        </w:r>
+      </w:del>
+      <w:hyperlink w:anchor="def-rejection-counts">
+        <w:del w:id="9" w:author="PR Preview" w:date="2026-01-01T00:00:00Z">
+          <w:r>
+            <w:rPr>
+              <w:rStyle w:val="Hyperlink"/>
+            </w:rPr>
+            <w:delText xml:space="preserve">Definition 1</w:delText>
+          </w:r>
+        </w:del>
       </w:hyperlink>
-      <w:r>
-        <w:t xml:space="preserve">),</w:t>
-      </w:r>
-      <w:r>
-        <w:t xml:space="preserve"> </w:t>
-      </w:r>
-      <w:r>
-        <w:t xml:space="preserve">the</w:t>
-      </w:r>
-      <w:r>
-        <w:t xml:space="preserve"> </w:t>
-      </w:r>
-      <w:r>
-        <w:rPr>
-          <w:b/>
-          <w:bCs/>
-        </w:rPr>
-        <w:t xml:space="preserve">family-wise error rate</w:t>
-      </w:r>
-      <w:r>
-        <w:t xml:space="preserve"> </w:t>
-      </w:r>
-      <w:r>
-        <w:t xml:space="preserve">(FWER) is the probability of at least one false positive</w:t>
-      </w:r>
-      <w:r>
-        <w:t xml:space="preserve"> </w:t>
-      </w:r>
-      <w:r>
-        <w:t xml:space="preserve">[6]</w:t>
-      </w:r>
-      <w:r>
-        <w:t xml:space="preserve">:</w:t>
-      </w:r>
+      <w:del w:id="10" w:author="PR Preview" w:date="2026-01-01T00:00:00Z">
+        <w:r>
+          <w:delText xml:space="preserve">),</w:delText>
+        </w:r>
+      </w:del>
+      <w:del w:id="11" w:author="PR Preview" w:date="2026-01-01T00:00:00Z">
+        <w:r>
+          <w:delText xml:space="preserve"> </w:delText>
+        </w:r>
+      </w:del>
+      <w:del w:id="12" w:author="PR Preview" w:date="2026-01-01T00:00:00Z">
+        <w:r>
+          <w:delText xml:space="preserve">the</w:delText>
+        </w:r>
+      </w:del>
+      <w:del w:id="13" w:author="PR Preview" w:date="2026-01-01T00:00:00Z">
+        <w:r>
+          <w:delText xml:space="preserve"> </w:delText>
+        </w:r>
+      </w:del>
+      <w:del w:id="14" w:author="PR Preview" w:date="2026-01-01T00:00:00Z">
+        <w:r>
+          <w:rPr>
+            <w:b/>
+            <w:bCs/>
+          </w:rPr>
+          <w:delText xml:space="preserve">family-wise error rate</w:delText>
+        </w:r>
+      </w:del>
+      <w:del w:id="15" w:author="PR Preview" w:date="2026-01-01T00:00:00Z">
+        <w:r>
+          <w:delText xml:space="preserve"> </w:delText>
+        </w:r>
+      </w:del>
+      <w:del w:id="16" w:author="PR Preview" w:date="2026-01-01T00:00:00Z">
+        <w:r>
+          <w:delText xml:space="preserve">(FWER) is the probability of at least one false positive</w:delText>
+        </w:r>
+      </w:del>
+      <w:del w:id="17" w:author="PR Preview" w:date="2026-01-01T00:00:00Z">
+        <w:r>
+          <w:delText xml:space="preserve"> </w:delText>
+        </w:r>
+      </w:del>
+      <w:del w:id="18" w:author="PR Preview" w:date="2026-01-01T00:00:00Z">
+        <w:r>
+          <w:delText xml:space="preserve">[6]</w:delText>
+        </w:r>
+      </w:del>
+      <w:del w:id="19" w:author="PR Preview" w:date="2026-01-01T00:00:00Z">
+        <w:r>
+          <w:delText xml:space="preserve">:</w:delText>
+        </w:r>
+      </w:del>
+    </w:p>
+    <w:p>
+      <w:pPr>
+        <w:pStyle w:val="FirstParagraph"/>
+      </w:pPr>
+      <w:ins w:id="20" w:author="PR Preview" w:date="2026-01-01T00:00:00Z">
+        <w:r>
+          <w:rPr>
+            <w:b/>
+            <w:bCs/>
+          </w:rPr>
+          <w:t xml:space="preserve">Definition 2 (Family-wise error rate)</w:t>
+        </w:r>
+      </w:ins>
+      <w:ins w:id="21" w:author="PR Preview" w:date="2026-01-01T00:00:00Z">
+        <w:r>
+          <w:t xml:space="preserve"> </w:t>
+        </w:r>
+      </w:ins>
+      <w:ins w:id="22" w:author="PR Preview" w:date="2026-01-01T00:00:00Z">
+        <w:r>
+          <w:t xml:space="preserve">For a family of tests with</w:t>
+        </w:r>
+      </w:ins>
+      <w:ins w:id="23" w:author="PR Preview" w:date="2026-01-01T00:00:00Z">
+        <w:r>
+          <w:t xml:space="preserve"> </w:t>
+        </w:r>
+      </w:ins>
+      <m:oMath>
+        <m:r>
+          <m:t>V</m:t>
+        </m:r>
+      </m:oMath>
+      <w:ins w:id="24" w:author="PR Preview" w:date="2026-01-01T00:00:00Z">
+        <w:r>
+          <w:t xml:space="preserve"> </w:t>
+        </w:r>
+      </w:ins>
+      <w:ins w:id="25" w:author="PR Preview" w:date="2026-01-01T00:00:00Z">
+        <w:r>
+          <w:t xml:space="preserve">false positives (</w:t>
+        </w:r>
+      </w:ins>
+      <w:hyperlink w:anchor="def-rejection-counts">
+        <w:ins w:id="26" w:author="PR Preview" w:date="2026-01-01T00:00:00Z">
+          <w:r>
+            <w:rPr>
+              <w:rStyle w:val="Hyperlink"/>
+            </w:rPr>
+            <w:t xml:space="preserve">Definition 1</w:t>
+          </w:r>
+        </w:ins>
+      </w:hyperlink>
+      <w:ins w:id="27" w:author="PR Preview" w:date="2026-01-01T00:00:00Z">
+        <w:r>
+          <w:t xml:space="preserve">),</w:t>
+        </w:r>
+      </w:ins>
+      <w:ins w:id="28" w:author="PR Preview" w:date="2026-01-01T00:00:00Z">
+        <w:r>
+          <w:t xml:space="preserve"> </w:t>
+        </w:r>
+      </w:ins>
+      <w:ins w:id="29" w:author="PR Preview" w:date="2026-01-01T00:00:00Z">
+        <w:r>
+          <w:t xml:space="preserve">the</w:t>
+        </w:r>
+      </w:ins>
+      <w:ins w:id="30" w:author="PR Preview" w:date="2026-01-01T00:00:00Z">
+        <w:r>
+          <w:t xml:space="preserve"> </w:t>
+        </w:r>
+      </w:ins>
+      <w:ins w:id="31" w:author="PR Preview" w:date="2026-01-01T00:00:00Z">
+        <w:r>
+          <w:rPr>
+            <w:b/>
+            <w:bCs/>
+          </w:rPr>
+          <w:t xml:space="preserve">family-wise error rate</w:t>
+        </w:r>
+      </w:ins>
+      <w:ins w:id="32" w:author="PR Preview" w:date="2026-01-01T00:00:00Z">
+        <w:r>
+          <w:t xml:space="preserve"> </w:t>
+        </w:r>
+      </w:ins>
+      <w:ins w:id="33" w:author="PR Preview" w:date="2026-01-01T00:00:00Z">
+        <w:r>
+          <w:t xml:space="preserve">(FWER) is the</w:t>
+        </w:r>
+      </w:ins>
+      <w:ins w:id="34" w:author="PR Preview" w:date="2026-01-01T00:00:00Z">
+        <w:r>
+          <w:t xml:space="preserve"> </w:t>
+        </w:r>
+      </w:ins>
+      <w:hyperlink r:id="rId34">
+        <w:ins w:id="35" w:author="PR Preview" w:date="2026-01-01T00:00:00Z">
+          <w:r>
+            <w:rPr>
+              <w:rStyle w:val="Hyperlink"/>
+            </w:rPr>
+            <w:t xml:space="preserve">probability</w:t>
+          </w:r>
+        </w:ins>
+      </w:hyperlink>
+      <w:ins w:id="36" w:author="PR Preview" w:date="2026-01-01T00:00:00Z">
+        <w:r>
+          <w:t xml:space="preserve"> </w:t>
+        </w:r>
+      </w:ins>
+      <w:ins w:id="37" w:author="PR Preview" w:date="2026-01-01T00:00:00Z">
+        <w:r>
+          <w:t xml:space="preserve">of at least one false positive:</w:t>
+        </w:r>
+      </w:ins>
     </w:p>
     <w:p>
       <w:pPr>
@@ -6789,8 +6941,8 @@
         <w:t xml:space="preserve">.</w:t>
       </w:r>
     </w:p>
-    <w:bookmarkEnd w:id="34"/>
-    <w:bookmarkStart w:id="35" w:name="def-fwer-control"/>
+    <w:bookmarkEnd w:id="35"/>
+    <w:bookmarkStart w:id="36" w:name="def-fwer-control"/>
     <w:p>
       <w:pPr>
         <w:pStyle w:val="BodyText"/>
@@ -6864,8 +7016,8 @@
         <w:t xml:space="preserve">for every possible set of true null hypotheses.</w:t>
       </w:r>
     </w:p>
-    <w:bookmarkEnd w:id="35"/>
-    <w:bookmarkStart w:id="36" w:name="exm-fwer"/>
+    <w:bookmarkEnd w:id="36"/>
+    <w:bookmarkStart w:id="37" w:name="exm-fwer"/>
     <w:p>
       <w:pPr>
         <w:pStyle w:val="BodyText"/>
@@ -7449,9 +7601,9 @@
         <w:t xml:space="preserve">predicts for tests that are independent.</w:t>
       </w:r>
     </w:p>
-    <w:bookmarkEnd w:id="36"/>
     <w:bookmarkEnd w:id="37"/>
-    <w:bookmarkStart w:id="44" w:name="sec-fdr"/>
+    <w:bookmarkEnd w:id="38"/>
+    <w:bookmarkStart w:id="45" w:name="sec-fdr"/>
     <w:p>
       <w:pPr>
         <w:pStyle w:val="Heading3"/>
@@ -7460,7 +7612,7 @@
         <w:t xml:space="preserve">3.3 The false discovery rate</w:t>
       </w:r>
     </w:p>
-    <w:bookmarkStart w:id="38" w:name="def-fdp"/>
+    <w:bookmarkStart w:id="39" w:name="def-fdp"/>
     <w:p>
       <w:pPr>
         <w:pStyle w:val="FirstParagraph"/>
@@ -7632,61 +7784,153 @@
         </m:oMath>
       </m:oMathPara>
     </w:p>
-    <w:bookmarkEnd w:id="38"/>
-    <w:bookmarkStart w:id="39" w:name="def-fdr"/>
+    <w:bookmarkEnd w:id="39"/>
+    <w:bookmarkStart w:id="40" w:name="def-fdr"/>
     <w:p>
       <w:pPr>
         <w:pStyle w:val="FirstParagraph"/>
       </w:pPr>
-      <w:r>
-        <w:rPr>
-          <w:b/>
-          <w:bCs/>
-        </w:rPr>
-        <w:t xml:space="preserve">Definition 5 (False discovery rate)</w:t>
-      </w:r>
-      <w:r>
-        <w:t xml:space="preserve"> </w:t>
-      </w:r>
-      <w:r>
-        <w:t xml:space="preserve">The</w:t>
-      </w:r>
-      <w:r>
-        <w:t xml:space="preserve"> </w:t>
-      </w:r>
-      <w:r>
-        <w:rPr>
-          <w:b/>
-          <w:bCs/>
-        </w:rPr>
-        <w:t xml:space="preserve">false discovery rate</w:t>
-      </w:r>
-      <w:r>
-        <w:t xml:space="preserve"> </w:t>
-      </w:r>
-      <w:r>
-        <w:t xml:space="preserve">(FDR) is the expected value of the</w:t>
-      </w:r>
-      <w:r>
-        <w:t xml:space="preserve"> </w:t>
-      </w:r>
-      <w:hyperlink w:anchor="def-fdp">
+      <w:del w:id="38" w:author="PR Preview" w:date="2026-01-01T00:00:00Z">
         <w:r>
           <w:rPr>
-            <w:rStyle w:val="Hyperlink"/>
+            <w:b/>
+            <w:bCs/>
           </w:rPr>
-          <w:t xml:space="preserve">false discovery proportion</w:t>
+          <w:delText xml:space="preserve">Definition 5 (False discovery rate)</w:delText>
         </w:r>
+      </w:del>
+      <w:del w:id="39" w:author="PR Preview" w:date="2026-01-01T00:00:00Z">
+        <w:r>
+          <w:delText xml:space="preserve"> </w:delText>
+        </w:r>
+      </w:del>
+      <w:del w:id="40" w:author="PR Preview" w:date="2026-01-01T00:00:00Z">
+        <w:r>
+          <w:delText xml:space="preserve">The</w:delText>
+        </w:r>
+      </w:del>
+      <w:del w:id="41" w:author="PR Preview" w:date="2026-01-01T00:00:00Z">
+        <w:r>
+          <w:delText xml:space="preserve"> </w:delText>
+        </w:r>
+      </w:del>
+      <w:del w:id="42" w:author="PR Preview" w:date="2026-01-01T00:00:00Z">
+        <w:r>
+          <w:rPr>
+            <w:b/>
+            <w:bCs/>
+          </w:rPr>
+          <w:delText xml:space="preserve">false discovery rate</w:delText>
+        </w:r>
+      </w:del>
+      <w:del w:id="43" w:author="PR Preview" w:date="2026-01-01T00:00:00Z">
+        <w:r>
+          <w:delText xml:space="preserve"> </w:delText>
+        </w:r>
+      </w:del>
+      <w:del w:id="44" w:author="PR Preview" w:date="2026-01-01T00:00:00Z">
+        <w:r>
+          <w:delText xml:space="preserve">(FDR) is the expected value of the</w:delText>
+        </w:r>
+      </w:del>
+      <w:del w:id="45" w:author="PR Preview" w:date="2026-01-01T00:00:00Z">
+        <w:r>
+          <w:delText xml:space="preserve"> </w:delText>
+        </w:r>
+      </w:del>
+      <w:hyperlink w:anchor="def-fdp">
+        <w:del w:id="46" w:author="PR Preview" w:date="2026-01-01T00:00:00Z">
+          <w:r>
+            <w:rPr>
+              <w:rStyle w:val="Hyperlink"/>
+            </w:rPr>
+            <w:delText xml:space="preserve">false discovery proportion</w:delText>
+          </w:r>
+        </w:del>
       </w:hyperlink>
-      <w:r>
-        <w:t xml:space="preserve"> </w:t>
-      </w:r>
-      <w:r>
-        <w:t xml:space="preserve">[7]</w:t>
-      </w:r>
-      <w:r>
-        <w:t xml:space="preserve">:</w:t>
-      </w:r>
+      <w:del w:id="47" w:author="PR Preview" w:date="2026-01-01T00:00:00Z">
+        <w:r>
+          <w:delText xml:space="preserve"> </w:delText>
+        </w:r>
+      </w:del>
+      <w:del w:id="48" w:author="PR Preview" w:date="2026-01-01T00:00:00Z">
+        <w:r>
+          <w:delText xml:space="preserve">[7]</w:delText>
+        </w:r>
+      </w:del>
+      <w:del w:id="49" w:author="PR Preview" w:date="2026-01-01T00:00:00Z">
+        <w:r>
+          <w:delText xml:space="preserve">:</w:delText>
+        </w:r>
+      </w:del>
+    </w:p>
+    <w:p>
+      <w:pPr>
+        <w:pStyle w:val="FirstParagraph"/>
+      </w:pPr>
+      <w:ins w:id="50" w:author="PR Preview" w:date="2026-01-01T00:00:00Z">
+        <w:r>
+          <w:rPr>
+            <w:b/>
+            <w:bCs/>
+          </w:rPr>
+          <w:t xml:space="preserve">Definition 5 (False discovery rate)</w:t>
+        </w:r>
+      </w:ins>
+      <w:ins w:id="51" w:author="PR Preview" w:date="2026-01-01T00:00:00Z">
+        <w:r>
+          <w:t xml:space="preserve"> </w:t>
+        </w:r>
+      </w:ins>
+      <w:ins w:id="52" w:author="PR Preview" w:date="2026-01-01T00:00:00Z">
+        <w:r>
+          <w:t xml:space="preserve">The</w:t>
+        </w:r>
+      </w:ins>
+      <w:ins w:id="53" w:author="PR Preview" w:date="2026-01-01T00:00:00Z">
+        <w:r>
+          <w:t xml:space="preserve"> </w:t>
+        </w:r>
+      </w:ins>
+      <w:ins w:id="54" w:author="PR Preview" w:date="2026-01-01T00:00:00Z">
+        <w:r>
+          <w:rPr>
+            <w:b/>
+            <w:bCs/>
+          </w:rPr>
+          <w:t xml:space="preserve">false discovery rate</w:t>
+        </w:r>
+      </w:ins>
+      <w:ins w:id="55" w:author="PR Preview" w:date="2026-01-01T00:00:00Z">
+        <w:r>
+          <w:t xml:space="preserve"> </w:t>
+        </w:r>
+      </w:ins>
+      <w:ins w:id="56" w:author="PR Preview" w:date="2026-01-01T00:00:00Z">
+        <w:r>
+          <w:t xml:space="preserve">(FDR) is the expected value of the</w:t>
+        </w:r>
+      </w:ins>
+      <w:ins w:id="57" w:author="PR Preview" w:date="2026-01-01T00:00:00Z">
+        <w:r>
+          <w:t xml:space="preserve"> </w:t>
+        </w:r>
+      </w:ins>
+      <w:hyperlink w:anchor="def-fdp">
+        <w:ins w:id="58" w:author="PR Preview" w:date="2026-01-01T00:00:00Z">
+          <w:r>
+            <w:rPr>
+              <w:rStyle w:val="Hyperlink"/>
+            </w:rPr>
+            <w:t xml:space="preserve">false discovery proportion</w:t>
+          </w:r>
+        </w:ins>
+      </w:hyperlink>
+      <w:ins w:id="59" w:author="PR Preview" w:date="2026-01-01T00:00:00Z">
+        <w:r>
+          <w:t xml:space="preserve">:</w:t>
+        </w:r>
+      </w:ins>
     </w:p>
     <w:p>
       <w:pPr>
@@ -7778,8 +8022,8 @@
         <w:t xml:space="preserve">.</w:t>
       </w:r>
     </w:p>
-    <w:bookmarkEnd w:id="39"/>
-    <w:bookmarkStart w:id="40" w:name="rem-source-fdr"/>
+    <w:bookmarkEnd w:id="40"/>
+    <w:bookmarkStart w:id="41" w:name="rem-source-fdr"/>
     <w:p>
       <w:pPr>
         <w:pStyle w:val="BodyText"/>
@@ -7883,8 +8127,8 @@
         <w:t xml:space="preserve">.</w:t>
       </w:r>
     </w:p>
-    <w:bookmarkEnd w:id="40"/>
-    <w:bookmarkStart w:id="41" w:name="def-fdr-control"/>
+    <w:bookmarkEnd w:id="41"/>
+    <w:bookmarkStart w:id="42" w:name="def-fdr-control"/>
     <w:p>
       <w:pPr>
         <w:pStyle w:val="BodyText"/>
@@ -7958,8 +8202,8 @@
         <w:t xml:space="preserve">for every possible set of true null hypotheses.</w:t>
       </w:r>
     </w:p>
-    <w:bookmarkEnd w:id="41"/>
-    <w:bookmarkStart w:id="42" w:name="exm-fdr"/>
+    <w:bookmarkEnd w:id="42"/>
+    <w:bookmarkStart w:id="43" w:name="exm-fdr"/>
     <w:p>
       <w:pPr>
         <w:pStyle w:val="BodyText"/>
@@ -8516,8 +8760,8 @@
         <w:t xml:space="preserve">which is large next to the average of 85 true positives.</w:t>
       </w:r>
     </w:p>
-    <w:bookmarkEnd w:id="42"/>
-    <w:bookmarkStart w:id="43" w:name="rem-fdr-fwer"/>
+    <w:bookmarkEnd w:id="43"/>
+    <w:bookmarkStart w:id="44" w:name="rem-fdr-fwer"/>
     <w:p>
       <w:pPr>
         <w:pStyle w:val="BodyText"/>
@@ -8861,9 +9105,9 @@
         <w:t xml:space="preserve">where a few false positives are an acceptable price for more discoveries.</w:t>
       </w:r>
     </w:p>
-    <w:bookmarkEnd w:id="43"/>
     <w:bookmarkEnd w:id="44"/>
-    <w:bookmarkStart w:id="50" w:name="sec-valid-p-values"/>
+    <w:bookmarkEnd w:id="45"/>
+    <w:bookmarkStart w:id="51" w:name="sec-valid-p-values"/>
     <w:p>
       <w:pPr>
         <w:pStyle w:val="Heading3"/>
@@ -8872,7 +9116,7 @@
         <w:t xml:space="preserve">3.4 Valid p-values</w:t>
       </w:r>
     </w:p>
-    <w:bookmarkStart w:id="45" w:name="def-valid-p-value"/>
+    <w:bookmarkStart w:id="46" w:name="def-valid-p-value"/>
     <w:p>
       <w:pPr>
         <w:pStyle w:val="FirstParagraph"/>
@@ -9102,8 +9346,8 @@
         </m:oMath>
       </m:oMathPara>
     </w:p>
-    <w:bookmarkEnd w:id="45"/>
-    <w:bookmarkStart w:id="46" w:name="rem-valid-p-value-uniform"/>
+    <w:bookmarkEnd w:id="46"/>
+    <w:bookmarkStart w:id="47" w:name="rem-valid-p-value-uniform"/>
     <w:p>
       <w:pPr>
         <w:pStyle w:val="FirstParagraph"/>
@@ -9191,8 +9435,8 @@
         <w:t xml:space="preserve">.</w:t>
       </w:r>
     </w:p>
-    <w:bookmarkEnd w:id="46"/>
-    <w:bookmarkStart w:id="47" w:name="exm-valid-p-value"/>
+    <w:bookmarkEnd w:id="47"/>
+    <w:bookmarkStart w:id="48" w:name="exm-valid-p-value"/>
     <w:p>
       <w:pPr>
         <w:pStyle w:val="BodyText"/>
@@ -9814,8 +10058,8 @@
         <w:t xml:space="preserve">.</w:t>
       </w:r>
     </w:p>
-    <w:bookmarkEnd w:id="47"/>
-    <w:bookmarkStart w:id="49" w:name="rem-valid-p-value-discrete"/>
+    <w:bookmarkEnd w:id="48"/>
+    <w:bookmarkStart w:id="50" w:name="rem-valid-p-value-discrete"/>
     <w:p>
       <w:pPr>
         <w:pStyle w:val="BodyText"/>
@@ -9836,7 +10080,7 @@
       <w:r>
         <w:t xml:space="preserve"> </w:t>
       </w:r>
-      <w:hyperlink r:id="rId48">
+      <w:hyperlink r:id="rId49">
         <w:r>
           <w:rPr>
             <w:rStyle w:val="Hyperlink"/>
@@ -9945,10 +10189,10 @@
         <w:t xml:space="preserve">it rejects a true null hypothesis less often than its nominal level.</w:t>
       </w:r>
     </w:p>
-    <w:bookmarkEnd w:id="49"/>
     <w:bookmarkEnd w:id="50"/>
     <w:bookmarkEnd w:id="51"/>
-    <w:bookmarkStart w:id="74" w:name="sec-fwer-control"/>
+    <w:bookmarkEnd w:id="52"/>
+    <w:bookmarkStart w:id="75" w:name="sec-fwer-control"/>
     <w:p>
       <w:pPr>
         <w:pStyle w:val="Heading2"/>
@@ -9957,7 +10201,7 @@
         <w:t xml:space="preserve">4 Controlling the family-wise error rate</w:t>
       </w:r>
     </w:p>
-    <w:bookmarkStart w:id="64" w:name="sec-bonferroni"/>
+    <w:bookmarkStart w:id="65" w:name="sec-bonferroni"/>
     <w:p>
       <w:pPr>
         <w:pStyle w:val="Heading3"/>
@@ -9966,7 +10210,7 @@
         <w:t xml:space="preserve">4.1 The Bonferroni correction</w:t>
       </w:r>
     </w:p>
-    <w:bookmarkStart w:id="52" w:name="def-bonferroni"/>
+    <w:bookmarkStart w:id="53" w:name="def-bonferroni"/>
     <w:p>
       <w:pPr>
         <w:pStyle w:val="FirstParagraph"/>
@@ -10283,8 +10527,8 @@
         <w:t xml:space="preserve">.</w:t>
       </w:r>
     </w:p>
-    <w:bookmarkEnd w:id="52"/>
-    <w:bookmarkStart w:id="53" w:name="exm-bonferroni"/>
+    <w:bookmarkEnd w:id="53"/>
+    <w:bookmarkStart w:id="54" w:name="exm-bonferroni"/>
     <w:p>
       <w:pPr>
         <w:pStyle w:val="BodyText"/>
@@ -11666,8 +11910,8 @@
         </w:tc>
       </w:tr>
     </w:tbl>
-    <w:bookmarkEnd w:id="53"/>
-    <w:bookmarkStart w:id="54" w:name="exr-union-bound"/>
+    <w:bookmarkEnd w:id="54"/>
+    <w:bookmarkStart w:id="55" w:name="exr-union-bound"/>
     <w:p>
       <w:pPr>
         <w:pStyle w:val="BodyText"/>
@@ -11947,8 +12191,8 @@
         </m:oMath>
       </m:oMathPara>
     </w:p>
-    <w:bookmarkEnd w:id="54"/>
-    <w:bookmarkStart w:id="55" w:name="sol-union-bound"/>
+    <w:bookmarkEnd w:id="55"/>
+    <w:bookmarkStart w:id="56" w:name="sol-union-bound"/>
     <w:p>
       <w:pPr>
         <w:pStyle w:val="FirstParagraph"/>
@@ -11964,7 +12208,7 @@
         <w:t xml:space="preserve">. </w:t>
       </w:r>
       <w:r>
-        <w:t xml:space="preserve">Fix an outcome and consider two cases.</w:t>
+        <w:t xml:space="preserve">Take an outcome and consider two cases.</w:t>
       </w:r>
     </w:p>
     <w:p>
@@ -12242,8 +12486,8 @@
         <w:t xml:space="preserve">The inequality holds.</w:t>
       </w:r>
     </w:p>
-    <w:bookmarkEnd w:id="55"/>
-    <w:bookmarkStart w:id="56" w:name="lem-indicator-union"/>
+    <w:bookmarkEnd w:id="56"/>
+    <w:bookmarkStart w:id="57" w:name="lem-indicator-union"/>
     <w:p>
       <w:pPr>
         <w:pStyle w:val="FirstParagraph"/>
@@ -12523,7 +12767,7 @@
         </m:oMath>
       </m:oMathPara>
     </w:p>
-    <w:bookmarkEnd w:id="56"/>
+    <w:bookmarkEnd w:id="57"/>
     <w:p>
       <w:pPr>
         <w:pStyle w:val="FirstParagraph"/>
@@ -12570,27 +12814,35 @@
         <w:t xml:space="preserve">.</w:t>
       </w:r>
     </w:p>
-    <w:bookmarkStart w:id="57" w:name="thm-union-bound"/>
+    <w:bookmarkStart w:id="58" w:name="thm-union-bound"/>
     <w:p>
       <w:pPr>
         <w:pStyle w:val="BodyText"/>
       </w:pPr>
-      <w:r>
-        <w:rPr>
-          <w:b/>
-          <w:bCs/>
-        </w:rPr>
-        <w:t xml:space="preserve">Theorem 2 (Union bound)</w:t>
-      </w:r>
-      <w:r>
-        <w:t xml:space="preserve"> </w:t>
-      </w:r>
-      <w:r>
-        <w:t xml:space="preserve">For any events</w:t>
-      </w:r>
-      <w:r>
-        <w:t xml:space="preserve"> </w:t>
-      </w:r>
+      <w:del w:id="60" w:author="PR Preview" w:date="2026-01-01T00:00:00Z">
+        <w:r>
+          <w:rPr>
+            <w:b/>
+            <w:bCs/>
+          </w:rPr>
+          <w:delText xml:space="preserve">Theorem 2 (Union bound)</w:delText>
+        </w:r>
+      </w:del>
+      <w:del w:id="61" w:author="PR Preview" w:date="2026-01-01T00:00:00Z">
+        <w:r>
+          <w:delText xml:space="preserve"> </w:delText>
+        </w:r>
+      </w:del>
+      <w:del w:id="62" w:author="PR Preview" w:date="2026-01-01T00:00:00Z">
+        <w:r>
+          <w:delText xml:space="preserve">For any events</w:delText>
+        </w:r>
+      </w:del>
+      <w:del w:id="63" w:author="PR Preview" w:date="2026-01-01T00:00:00Z">
+        <w:r>
+          <w:delText xml:space="preserve"> </w:delText>
+        </w:r>
+      </w:del>
       <m:oMath>
         <m:sSub>
           <m:e>
@@ -12635,18 +12887,134 @@
           </m:sub>
         </m:sSub>
       </m:oMath>
-      <w:r>
-        <w:t xml:space="preserve">, the probability of their union is at most the sum of their probabilities</w:t>
-      </w:r>
-      <w:r>
-        <w:t xml:space="preserve"> </w:t>
-      </w:r>
-      <w:r>
-        <w:t xml:space="preserve">[9]</w:t>
-      </w:r>
-      <w:r>
-        <w:t xml:space="preserve">:</w:t>
-      </w:r>
+      <w:del w:id="64" w:author="PR Preview" w:date="2026-01-01T00:00:00Z">
+        <w:r>
+          <w:delText xml:space="preserve">, the probability of their union is at most the sum of their probabilities</w:delText>
+        </w:r>
+      </w:del>
+      <w:del w:id="65" w:author="PR Preview" w:date="2026-01-01T00:00:00Z">
+        <w:r>
+          <w:delText xml:space="preserve"> </w:delText>
+        </w:r>
+      </w:del>
+      <w:del w:id="66" w:author="PR Preview" w:date="2026-01-01T00:00:00Z">
+        <w:r>
+          <w:delText xml:space="preserve">[9]</w:delText>
+        </w:r>
+      </w:del>
+      <w:del w:id="67" w:author="PR Preview" w:date="2026-01-01T00:00:00Z">
+        <w:r>
+          <w:delText xml:space="preserve">:</w:delText>
+        </w:r>
+      </w:del>
+    </w:p>
+    <w:p>
+      <w:pPr>
+        <w:pStyle w:val="BodyText"/>
+      </w:pPr>
+      <w:ins w:id="68" w:author="PR Preview" w:date="2026-01-01T00:00:00Z">
+        <w:r>
+          <w:rPr>
+            <w:b/>
+            <w:bCs/>
+          </w:rPr>
+          <w:t xml:space="preserve">Theorem 2 (Union bound)</w:t>
+        </w:r>
+      </w:ins>
+      <w:ins w:id="69" w:author="PR Preview" w:date="2026-01-01T00:00:00Z">
+        <w:r>
+          <w:t xml:space="preserve"> </w:t>
+        </w:r>
+      </w:ins>
+      <w:ins w:id="70" w:author="PR Preview" w:date="2026-01-01T00:00:00Z">
+        <w:r>
+          <w:t xml:space="preserve">For any events</w:t>
+        </w:r>
+      </w:ins>
+      <w:ins w:id="71" w:author="PR Preview" w:date="2026-01-01T00:00:00Z">
+        <w:r>
+          <w:t xml:space="preserve"> </w:t>
+        </w:r>
+      </w:ins>
+      <m:oMath>
+        <m:sSub>
+          <m:e>
+            <m:r>
+              <m:t>A</m:t>
+            </m:r>
+          </m:e>
+          <m:sub>
+            <m:r>
+              <m:t>1</m:t>
+            </m:r>
+          </m:sub>
+        </m:sSub>
+        <m:r>
+          <m:rPr>
+            <m:sty m:val="p"/>
+          </m:rPr>
+          <m:t>,</m:t>
+        </m:r>
+        <m:r>
+          <m:rPr>
+            <m:sty m:val="p"/>
+          </m:rPr>
+          <m:t>…</m:t>
+        </m:r>
+        <m:r>
+          <m:rPr>
+            <m:sty m:val="p"/>
+          </m:rPr>
+          <m:t>,</m:t>
+        </m:r>
+        <m:sSub>
+          <m:e>
+            <m:r>
+              <m:t>A</m:t>
+            </m:r>
+          </m:e>
+          <m:sub>
+            <m:r>
+              <m:t>k</m:t>
+            </m:r>
+          </m:sub>
+        </m:sSub>
+      </m:oMath>
+      <w:ins w:id="72" w:author="PR Preview" w:date="2026-01-01T00:00:00Z">
+        <w:r>
+          <w:t xml:space="preserve">, the</w:t>
+        </w:r>
+      </w:ins>
+      <w:ins w:id="73" w:author="PR Preview" w:date="2026-01-01T00:00:00Z">
+        <w:r>
+          <w:t xml:space="preserve"> </w:t>
+        </w:r>
+      </w:ins>
+      <w:hyperlink r:id="rId34">
+        <w:ins w:id="74" w:author="PR Preview" w:date="2026-01-01T00:00:00Z">
+          <w:r>
+            <w:rPr>
+              <w:rStyle w:val="Hyperlink"/>
+            </w:rPr>
+            <w:t xml:space="preserve">probability</w:t>
+          </w:r>
+        </w:ins>
+      </w:hyperlink>
+      <w:ins w:id="75" w:author="PR Preview" w:date="2026-01-01T00:00:00Z">
+        <w:r>
+          <w:t xml:space="preserve"> </w:t>
+        </w:r>
+      </w:ins>
+      <w:ins w:id="76" w:author="PR Preview" w:date="2026-01-01T00:00:00Z">
+        <w:r>
+          <w:t xml:space="preserve">of their union is at most the sum of their probabilities:</w:t>
+        </w:r>
+      </w:ins>
+      <w:ins w:id="77" w:author="PR Preview" w:date="2026-01-01T00:00:00Z">
+        <w:r>
+          <w:t xml:space="preserve"> </w:t>
+        </w:r>
+      </w:ins>
     </w:p>
     <w:p>
       <w:pPr>
@@ -12831,7 +13199,7 @@
         <w:t xml:space="preserve">.</w:t>
       </w:r>
     </w:p>
-    <w:bookmarkEnd w:id="57"/>
+    <w:bookmarkEnd w:id="58"/>
     <w:p>
       <w:pPr>
         <w:pStyle w:val="BodyText"/>
@@ -13395,7 +13763,7 @@
         </m:oMath>
       </m:oMathPara>
     </w:p>
-    <w:bookmarkStart w:id="58" w:name="exm-union-bound"/>
+    <w:bookmarkStart w:id="59" w:name="exm-union-bound"/>
     <w:p>
       <w:pPr>
         <w:pStyle w:val="FirstParagraph"/>
@@ -13694,8 +14062,8 @@
         <w:t xml:space="preserve">the bound exceeds 1 and says nothing.</w:t>
       </w:r>
     </w:p>
-    <w:bookmarkEnd w:id="58"/>
-    <w:bookmarkStart w:id="59" w:name="exr-bonferroni-fwer"/>
+    <w:bookmarkEnd w:id="59"/>
+    <w:bookmarkStart w:id="60" w:name="exr-bonferroni-fwer"/>
     <w:p>
       <w:pPr>
         <w:pStyle w:val="BodyText"/>
@@ -13924,8 +14292,8 @@
         <w:t xml:space="preserve">.</w:t>
       </w:r>
     </w:p>
-    <w:bookmarkEnd w:id="59"/>
-    <w:bookmarkStart w:id="60" w:name="sol-bonferroni-fwer"/>
+    <w:bookmarkEnd w:id="60"/>
+    <w:bookmarkStart w:id="61" w:name="sol-bonferroni-fwer"/>
     <w:p>
       <w:pPr>
         <w:pStyle w:val="BodyText"/>
@@ -14625,8 +14993,8 @@
         </m:oMath>
       </m:oMathPara>
     </w:p>
-    <w:bookmarkEnd w:id="60"/>
-    <w:bookmarkStart w:id="61" w:name="lem-bonferroni-false-positive-prob"/>
+    <w:bookmarkEnd w:id="61"/>
+    <w:bookmarkStart w:id="62" w:name="lem-bonferroni-false-positive-prob"/>
     <w:p>
       <w:pPr>
         <w:pStyle w:val="FirstParagraph"/>
@@ -14900,7 +15268,7 @@
         </m:oMath>
       </m:oMathPara>
     </w:p>
-    <w:bookmarkEnd w:id="61"/>
+    <w:bookmarkEnd w:id="62"/>
     <w:p>
       <w:pPr>
         <w:pStyle w:val="FirstParagraph"/>
@@ -14964,7 +15332,7 @@
         <w:t xml:space="preserve">).</w:t>
       </w:r>
     </w:p>
-    <w:bookmarkStart w:id="62" w:name="thm-bonferroni-fwer"/>
+    <w:bookmarkStart w:id="63" w:name="thm-bonferroni-fwer"/>
     <w:p>
       <w:pPr>
         <w:pStyle w:val="BodyText"/>
@@ -15106,7 +15474,7 @@
         <w:t xml:space="preserve">whatever the dependence between the p-values.</w:t>
       </w:r>
     </w:p>
-    <w:bookmarkEnd w:id="62"/>
+    <w:bookmarkEnd w:id="63"/>
     <w:p>
       <w:pPr>
         <w:pStyle w:val="BodyText"/>
@@ -15389,7 +15757,7 @@
         <w:t xml:space="preserve">so it needs no assumption about how the p-values depend on each other.</w:t>
       </w:r>
     </w:p>
-    <w:bookmarkStart w:id="63" w:name="exm-bonferroni-fwer"/>
+    <w:bookmarkStart w:id="64" w:name="exm-bonferroni-fwer"/>
     <w:p>
       <w:pPr>
         <w:pStyle w:val="BodyText"/>
@@ -15705,9 +16073,9 @@
         <w:t xml:space="preserve">against 85% for unadjusted testing.</w:t>
       </w:r>
     </w:p>
-    <w:bookmarkEnd w:id="63"/>
     <w:bookmarkEnd w:id="64"/>
-    <w:bookmarkStart w:id="73" w:name="sec-holm"/>
+    <w:bookmarkEnd w:id="65"/>
+    <w:bookmarkStart w:id="74" w:name="sec-holm"/>
     <w:p>
       <w:pPr>
         <w:pStyle w:val="Heading3"/>
@@ -15716,7 +16084,7 @@
         <w:t xml:space="preserve">4.2 Holm’s step-down procedure</w:t>
       </w:r>
     </w:p>
-    <w:bookmarkStart w:id="65" w:name="def-holm-cutoff"/>
+    <w:bookmarkStart w:id="66" w:name="def-holm-cutoff"/>
     <w:p>
       <w:pPr>
         <w:pStyle w:val="FirstParagraph"/>
@@ -16261,28 +16629,36 @@
         <w:t xml:space="preserve">.</w:t>
       </w:r>
     </w:p>
-    <w:bookmarkEnd w:id="65"/>
-    <w:bookmarkStart w:id="66" w:name="def-holm"/>
+    <w:bookmarkEnd w:id="66"/>
+    <w:bookmarkStart w:id="67" w:name="def-holm"/>
     <w:p>
       <w:pPr>
         <w:pStyle w:val="BodyText"/>
       </w:pPr>
-      <w:r>
-        <w:rPr>
-          <w:b/>
-          <w:bCs/>
-        </w:rPr>
-        <w:t xml:space="preserve">Definition 10 (Holm’s step-down procedure)</w:t>
-      </w:r>
-      <w:r>
-        <w:t xml:space="preserve"> </w:t>
-      </w:r>
-      <w:r>
-        <w:t xml:space="preserve">Given the cutoff rank</w:t>
-      </w:r>
-      <w:r>
-        <w:t xml:space="preserve"> </w:t>
-      </w:r>
+      <w:del w:id="78" w:author="PR Preview" w:date="2026-01-01T00:00:00Z">
+        <w:r>
+          <w:rPr>
+            <w:b/>
+            <w:bCs/>
+          </w:rPr>
+          <w:delText xml:space="preserve">Definition 10 (Holm’s step-down procedure)</w:delText>
+        </w:r>
+      </w:del>
+      <w:del w:id="79" w:author="PR Preview" w:date="2026-01-01T00:00:00Z">
+        <w:r>
+          <w:delText xml:space="preserve"> </w:delText>
+        </w:r>
+      </w:del>
+      <w:del w:id="80" w:author="PR Preview" w:date="2026-01-01T00:00:00Z">
+        <w:r>
+          <w:delText xml:space="preserve">Given the cutoff rank</w:delText>
+        </w:r>
+      </w:del>
+      <w:del w:id="81" w:author="PR Preview" w:date="2026-01-01T00:00:00Z">
+        <w:r>
+          <w:delText xml:space="preserve"> </w:delText>
+        </w:r>
+      </w:del>
       <m:oMath>
         <m:sSup>
           <m:e>
@@ -16300,45 +16676,65 @@
           </m:sup>
         </m:sSup>
       </m:oMath>
-      <w:r>
-        <w:t xml:space="preserve"> </w:t>
-      </w:r>
-      <w:r>
-        <w:t xml:space="preserve">of</w:t>
-      </w:r>
-      <w:r>
-        <w:t xml:space="preserve"> </w:t>
-      </w:r>
+      <w:del w:id="82" w:author="PR Preview" w:date="2026-01-01T00:00:00Z">
+        <w:r>
+          <w:delText xml:space="preserve"> </w:delText>
+        </w:r>
+      </w:del>
+      <w:del w:id="83" w:author="PR Preview" w:date="2026-01-01T00:00:00Z">
+        <w:r>
+          <w:delText xml:space="preserve">of</w:delText>
+        </w:r>
+      </w:del>
+      <w:del w:id="84" w:author="PR Preview" w:date="2026-01-01T00:00:00Z">
+        <w:r>
+          <w:delText xml:space="preserve"> </w:delText>
+        </w:r>
+      </w:del>
       <w:hyperlink w:anchor="def-holm-cutoff">
+        <w:del w:id="85" w:author="PR Preview" w:date="2026-01-01T00:00:00Z">
+          <w:r>
+            <w:rPr>
+              <w:rStyle w:val="Hyperlink"/>
+            </w:rPr>
+            <w:delText xml:space="preserve">Definition 9</w:delText>
+          </w:r>
+        </w:del>
+      </w:hyperlink>
+      <w:del w:id="86" w:author="PR Preview" w:date="2026-01-01T00:00:00Z">
+        <w:r>
+          <w:delText xml:space="preserve">,</w:delText>
+        </w:r>
+      </w:del>
+      <w:del w:id="87" w:author="PR Preview" w:date="2026-01-01T00:00:00Z">
+        <w:r>
+          <w:delText xml:space="preserve"> </w:delText>
+        </w:r>
+      </w:del>
+      <w:del w:id="88" w:author="PR Preview" w:date="2026-01-01T00:00:00Z">
         <w:r>
           <w:rPr>
-            <w:rStyle w:val="Hyperlink"/>
+            <w:b/>
+            <w:bCs/>
           </w:rPr>
-          <w:t xml:space="preserve">Definition 9</w:t>
+          <w:delText xml:space="preserve">Holm’s procedure</w:delText>
         </w:r>
-      </w:hyperlink>
-      <w:r>
-        <w:t xml:space="preserve">,</w:t>
-      </w:r>
-      <w:r>
-        <w:t xml:space="preserve"> </w:t>
-      </w:r>
-      <w:r>
-        <w:rPr>
-          <w:b/>
-          <w:bCs/>
-        </w:rPr>
-        <w:t xml:space="preserve">Holm’s procedure</w:t>
-      </w:r>
-      <w:r>
-        <w:t xml:space="preserve"> </w:t>
-      </w:r>
-      <w:r>
-        <w:t xml:space="preserve">rejects</w:t>
-      </w:r>
-      <w:r>
-        <w:t xml:space="preserve"> </w:t>
-      </w:r>
+      </w:del>
+      <w:del w:id="89" w:author="PR Preview" w:date="2026-01-01T00:00:00Z">
+        <w:r>
+          <w:delText xml:space="preserve"> </w:delText>
+        </w:r>
+      </w:del>
+      <w:del w:id="90" w:author="PR Preview" w:date="2026-01-01T00:00:00Z">
+        <w:r>
+          <w:delText xml:space="preserve">rejects</w:delText>
+        </w:r>
+      </w:del>
+      <w:del w:id="91" w:author="PR Preview" w:date="2026-01-01T00:00:00Z">
+        <w:r>
+          <w:delText xml:space="preserve"> </w:delText>
+        </w:r>
+      </w:del>
       <m:oMath>
         <m:sSub>
           <m:e>
@@ -16428,26 +16824,240 @@
           </m:sub>
         </m:sSub>
       </m:oMath>
-      <w:r>
-        <w:t xml:space="preserve"> </w:t>
-      </w:r>
-      <w:r>
-        <w:t xml:space="preserve">and no others</w:t>
-      </w:r>
-      <w:r>
-        <w:t xml:space="preserve"> </w:t>
-      </w:r>
-      <w:r>
-        <w:t xml:space="preserve">[10]</w:t>
-      </w:r>
-      <w:r>
-        <w:t xml:space="preserve">.</w:t>
-      </w:r>
+      <w:del w:id="92" w:author="PR Preview" w:date="2026-01-01T00:00:00Z">
+        <w:r>
+          <w:delText xml:space="preserve"> </w:delText>
+        </w:r>
+      </w:del>
+      <w:del w:id="93" w:author="PR Preview" w:date="2026-01-01T00:00:00Z">
+        <w:r>
+          <w:delText xml:space="preserve">and no others</w:delText>
+        </w:r>
+      </w:del>
+      <w:del w:id="94" w:author="PR Preview" w:date="2026-01-01T00:00:00Z">
+        <w:r>
+          <w:delText xml:space="preserve"> </w:delText>
+        </w:r>
+      </w:del>
+      <w:del w:id="95" w:author="PR Preview" w:date="2026-01-01T00:00:00Z">
+        <w:r>
+          <w:delText xml:space="preserve">[10]</w:delText>
+        </w:r>
+      </w:del>
+      <w:del w:id="96" w:author="PR Preview" w:date="2026-01-01T00:00:00Z">
+        <w:r>
+          <w:delText xml:space="preserve">.</w:delText>
+        </w:r>
+      </w:del>
     </w:p>
     <w:p>
       <w:pPr>
         <w:pStyle w:val="BodyText"/>
       </w:pPr>
+      <w:ins w:id="97" w:author="PR Preview" w:date="2026-01-01T00:00:00Z">
+        <w:r>
+          <w:rPr>
+            <w:b/>
+            <w:bCs/>
+          </w:rPr>
+          <w:t xml:space="preserve">Definition 10 (Holm’s step-down procedure)</w:t>
+        </w:r>
+      </w:ins>
+      <w:ins w:id="98" w:author="PR Preview" w:date="2026-01-01T00:00:00Z">
+        <w:r>
+          <w:t xml:space="preserve"> </w:t>
+        </w:r>
+      </w:ins>
+      <w:ins w:id="99" w:author="PR Preview" w:date="2026-01-01T00:00:00Z">
+        <w:r>
+          <w:t xml:space="preserve">Given the cutoff rank</w:t>
+        </w:r>
+      </w:ins>
+      <w:ins w:id="100" w:author="PR Preview" w:date="2026-01-01T00:00:00Z">
+        <w:r>
+          <w:t xml:space="preserve"> </w:t>
+        </w:r>
+      </w:ins>
+      <m:oMath>
+        <m:sSup>
+          <m:e>
+            <m:r>
+              <m:t>k</m:t>
+            </m:r>
+          </m:e>
+          <m:sup>
+            <m:r>
+              <m:rPr>
+                <m:sty m:val="p"/>
+              </m:rPr>
+              <m:t>*</m:t>
+            </m:r>
+          </m:sup>
+        </m:sSup>
+      </m:oMath>
+      <w:ins w:id="101" w:author="PR Preview" w:date="2026-01-01T00:00:00Z">
+        <w:r>
+          <w:t xml:space="preserve"> </w:t>
+        </w:r>
+      </w:ins>
+      <w:ins w:id="102" w:author="PR Preview" w:date="2026-01-01T00:00:00Z">
+        <w:r>
+          <w:t xml:space="preserve">of</w:t>
+        </w:r>
+      </w:ins>
+      <w:ins w:id="103" w:author="PR Preview" w:date="2026-01-01T00:00:00Z">
+        <w:r>
+          <w:t xml:space="preserve"> </w:t>
+        </w:r>
+      </w:ins>
+      <w:hyperlink w:anchor="def-holm-cutoff">
+        <w:ins w:id="104" w:author="PR Preview" w:date="2026-01-01T00:00:00Z">
+          <w:r>
+            <w:rPr>
+              <w:rStyle w:val="Hyperlink"/>
+            </w:rPr>
+            <w:t xml:space="preserve">Definition 9</w:t>
+          </w:r>
+        </w:ins>
+      </w:hyperlink>
+      <w:ins w:id="105" w:author="PR Preview" w:date="2026-01-01T00:00:00Z">
+        <w:r>
+          <w:t xml:space="preserve">,</w:t>
+        </w:r>
+      </w:ins>
+      <w:ins w:id="106" w:author="PR Preview" w:date="2026-01-01T00:00:00Z">
+        <w:r>
+          <w:t xml:space="preserve"> </w:t>
+        </w:r>
+      </w:ins>
+      <w:ins w:id="107" w:author="PR Preview" w:date="2026-01-01T00:00:00Z">
+        <w:r>
+          <w:rPr>
+            <w:b/>
+            <w:bCs/>
+          </w:rPr>
+          <w:t xml:space="preserve">Holm’s procedure</w:t>
+        </w:r>
+      </w:ins>
+      <w:ins w:id="108" w:author="PR Preview" w:date="2026-01-01T00:00:00Z">
+        <w:r>
+          <w:t xml:space="preserve"> </w:t>
+        </w:r>
+      </w:ins>
+      <w:ins w:id="109" w:author="PR Preview" w:date="2026-01-01T00:00:00Z">
+        <w:r>
+          <w:t xml:space="preserve">rejects</w:t>
+        </w:r>
+      </w:ins>
+      <w:ins w:id="110" w:author="PR Preview" w:date="2026-01-01T00:00:00Z">
+        <w:r>
+          <w:t xml:space="preserve"> </w:t>
+        </w:r>
+      </w:ins>
+      <m:oMath>
+        <m:sSub>
+          <m:e>
+            <m:r>
+              <m:t>H</m:t>
+            </m:r>
+          </m:e>
+          <m:sub>
+            <m:r>
+              <m:rPr>
+                <m:sty m:val="p"/>
+              </m:rPr>
+              <m:t>(</m:t>
+            </m:r>
+            <m:r>
+              <m:t>1</m:t>
+            </m:r>
+            <m:r>
+              <m:rPr>
+                <m:sty m:val="p"/>
+              </m:rPr>
+              <m:t>)</m:t>
+            </m:r>
+          </m:sub>
+        </m:sSub>
+        <m:r>
+          <m:rPr>
+            <m:sty m:val="p"/>
+          </m:rPr>
+          <m:t>,</m:t>
+        </m:r>
+        <m:r>
+          <m:rPr>
+            <m:sty m:val="p"/>
+          </m:rPr>
+          <m:t>…</m:t>
+        </m:r>
+        <m:r>
+          <m:rPr>
+            <m:sty m:val="p"/>
+          </m:rPr>
+          <m:t>,</m:t>
+        </m:r>
+        <m:sSub>
+          <m:e>
+            <m:r>
+              <m:t>H</m:t>
+            </m:r>
+          </m:e>
+          <m:sub>
+            <m:r>
+              <m:rPr>
+                <m:sty m:val="p"/>
+              </m:rPr>
+              <m:t>(</m:t>
+            </m:r>
+            <m:sSup>
+              <m:e>
+                <m:r>
+                  <m:t>k</m:t>
+                </m:r>
+              </m:e>
+              <m:sup>
+                <m:r>
+                  <m:rPr>
+                    <m:sty m:val="p"/>
+                  </m:rPr>
+                  <m:t>*</m:t>
+                </m:r>
+              </m:sup>
+            </m:sSup>
+            <m:r>
+              <m:rPr>
+                <m:sty m:val="p"/>
+              </m:rPr>
+              <m:t>−</m:t>
+            </m:r>
+            <m:r>
+              <m:t>1</m:t>
+            </m:r>
+            <m:r>
+              <m:rPr>
+                <m:sty m:val="p"/>
+              </m:rPr>
+              <m:t>)</m:t>
+            </m:r>
+          </m:sub>
+        </m:sSub>
+      </m:oMath>
+      <w:ins w:id="111" w:author="PR Preview" w:date="2026-01-01T00:00:00Z">
+        <w:r>
+          <w:t xml:space="preserve"> </w:t>
+        </w:r>
+      </w:ins>
+      <w:ins w:id="112" w:author="PR Preview" w:date="2026-01-01T00:00:00Z">
+        <w:r>
+          <w:t xml:space="preserve">and no others.</w:t>
+        </w:r>
+      </w:ins>
+    </w:p>
+    <w:p>
+      <w:pPr>
+        <w:pStyle w:val="BodyText"/>
+      </w:pPr>
       <w:r>
         <w:t xml:space="preserve">Source: Holm</w:t>
       </w:r>
@@ -16470,8 +17080,8 @@
         <w:t xml:space="preserve">.</w:t>
       </w:r>
     </w:p>
-    <w:bookmarkEnd w:id="66"/>
-    <w:bookmarkStart w:id="67" w:name="exm-holm"/>
+    <w:bookmarkEnd w:id="67"/>
+    <w:bookmarkStart w:id="68" w:name="exm-holm"/>
     <w:p>
       <w:pPr>
         <w:pStyle w:val="BodyText"/>
@@ -18572,8 +19182,8 @@
         <w:t xml:space="preserve">they reject 62 and 62.</w:t>
       </w:r>
     </w:p>
-    <w:bookmarkEnd w:id="67"/>
-    <w:bookmarkStart w:id="68" w:name="exr-holm-threshold"/>
+    <w:bookmarkEnd w:id="68"/>
+    <w:bookmarkStart w:id="69" w:name="exr-holm-threshold"/>
     <w:p>
       <w:pPr>
         <w:pStyle w:val="BodyText"/>
@@ -18834,8 +19444,8 @@
         </m:oMath>
       </m:oMathPara>
     </w:p>
-    <w:bookmarkEnd w:id="68"/>
-    <w:bookmarkStart w:id="69" w:name="sol-holm-threshold"/>
+    <w:bookmarkEnd w:id="69"/>
+    <w:bookmarkStart w:id="70" w:name="sol-holm-threshold"/>
     <w:p>
       <w:pPr>
         <w:pStyle w:val="FirstParagraph"/>
@@ -19827,8 +20437,8 @@
         <w:t xml:space="preserve">, the claim follows.</w:t>
       </w:r>
     </w:p>
-    <w:bookmarkEnd w:id="69"/>
-    <w:bookmarkStart w:id="70" w:name="lem-holm-threshold"/>
+    <w:bookmarkEnd w:id="70"/>
+    <w:bookmarkStart w:id="71" w:name="lem-holm-threshold"/>
     <w:p>
       <w:pPr>
         <w:pStyle w:val="BodyText"/>
@@ -20089,7 +20699,7 @@
         </m:oMath>
       </m:oMathPara>
     </w:p>
-    <w:bookmarkEnd w:id="70"/>
+    <w:bookmarkEnd w:id="71"/>
     <w:p>
       <w:pPr>
         <w:pStyle w:val="FirstParagraph"/>
@@ -20136,7 +20746,7 @@
         <w:t xml:space="preserve">.</w:t>
       </w:r>
     </w:p>
-    <w:bookmarkStart w:id="71" w:name="thm-holm-fwer"/>
+    <w:bookmarkStart w:id="72" w:name="thm-holm-fwer"/>
     <w:p>
       <w:pPr>
         <w:pStyle w:val="BodyText"/>
@@ -20239,7 +20849,7 @@
         <w:t xml:space="preserve">whatever the dependence between the p-values.</w:t>
       </w:r>
     </w:p>
-    <w:bookmarkEnd w:id="71"/>
+    <w:bookmarkEnd w:id="72"/>
     <w:p>
       <w:pPr>
         <w:pStyle w:val="BodyText"/>
@@ -21357,7 +21967,7 @@
         <w:t xml:space="preserve">As for the Bonferroni correction, no assumption about dependence is needed.</w:t>
       </w:r>
     </w:p>
-    <w:bookmarkStart w:id="72" w:name="exm-holm-fwer"/>
+    <w:bookmarkStart w:id="73" w:name="exm-holm-fwer"/>
     <w:p>
       <w:pPr>
         <w:pStyle w:val="BodyText"/>
@@ -21600,7 +22210,7 @@
         <w:t xml:space="preserve">Holm’s procedure can only reject more, but here the extra rejections are rare.</w:t>
       </w:r>
     </w:p>
-    <w:bookmarkEnd w:id="72"/>
+    <w:bookmarkEnd w:id="73"/>
     <w:p>
       <w:pPr>
         <w:pStyle w:val="Compact"/>
@@ -21637,9 +22247,9 @@
         <w:t xml:space="preserve">covers multiple comparisons.</w:t>
       </w:r>
     </w:p>
-    <w:bookmarkEnd w:id="73"/>
     <w:bookmarkEnd w:id="74"/>
-    <w:bookmarkStart w:id="84" w:name="sec-fdr-control"/>
+    <w:bookmarkEnd w:id="75"/>
+    <w:bookmarkStart w:id="85" w:name="sec-fdr-control"/>
     <w:p>
       <w:pPr>
         <w:pStyle w:val="Heading2"/>
@@ -21648,7 +22258,7 @@
         <w:t xml:space="preserve">5 Controlling the false discovery rate</w:t>
       </w:r>
     </w:p>
-    <w:bookmarkStart w:id="83" w:name="sec-bh"/>
+    <w:bookmarkStart w:id="84" w:name="sec-bh"/>
     <w:p>
       <w:pPr>
         <w:pStyle w:val="Heading3"/>
@@ -21657,7 +22267,7 @@
         <w:t xml:space="preserve">5.1 The Benjamini–Hochberg procedure</w:t>
       </w:r>
     </w:p>
-    <w:bookmarkStart w:id="75" w:name="def-bh-cutoff"/>
+    <w:bookmarkStart w:id="76" w:name="def-bh-cutoff"/>
     <w:p>
       <w:pPr>
         <w:pStyle w:val="FirstParagraph"/>
@@ -22044,8 +22654,8 @@
         <w:t xml:space="preserve">.</w:t>
       </w:r>
     </w:p>
-    <w:bookmarkEnd w:id="75"/>
-    <w:bookmarkStart w:id="76" w:name="def-bh"/>
+    <w:bookmarkEnd w:id="76"/>
+    <w:bookmarkStart w:id="77" w:name="def-bh"/>
     <w:p>
       <w:pPr>
         <w:pStyle w:val="BodyText"/>
@@ -22231,8 +22841,8 @@
         <w:t xml:space="preserve">.</w:t>
       </w:r>
     </w:p>
-    <w:bookmarkEnd w:id="76"/>
-    <w:bookmarkStart w:id="77" w:name="rem-bh-step-up"/>
+    <w:bookmarkEnd w:id="77"/>
+    <w:bookmarkStart w:id="78" w:name="rem-bh-step-up"/>
     <w:p>
       <w:pPr>
         <w:pStyle w:val="BodyText"/>
@@ -22408,8 +23018,8 @@
         <w:t xml:space="preserve">.</w:t>
       </w:r>
     </w:p>
-    <w:bookmarkEnd w:id="77"/>
-    <w:bookmarkStart w:id="78" w:name="exm-bh"/>
+    <w:bookmarkEnd w:id="78"/>
+    <w:bookmarkStart w:id="79" w:name="exm-bh"/>
     <w:p>
       <w:pPr>
         <w:pStyle w:val="BodyText"/>
@@ -24406,8 +25016,8 @@
         <w:t xml:space="preserve">not about this particular list of 250 genes.</w:t>
       </w:r>
     </w:p>
-    <w:bookmarkEnd w:id="78"/>
-    <w:bookmarkStart w:id="79" w:name="thm-bh-fdr"/>
+    <w:bookmarkEnd w:id="79"/>
+    <w:bookmarkStart w:id="80" w:name="thm-bh-fdr"/>
     <w:p>
       <w:pPr>
         <w:pStyle w:val="BodyText"/>
@@ -24576,8 +25186,8 @@
         </m:oMath>
       </m:oMathPara>
     </w:p>
-    <w:bookmarkEnd w:id="79"/>
-    <w:bookmarkStart w:id="80" w:name="rem-source-bh-fdr"/>
+    <w:bookmarkEnd w:id="80"/>
+    <w:bookmarkStart w:id="81" w:name="rem-source-bh-fdr"/>
     <w:p>
       <w:pPr>
         <w:pStyle w:val="FirstParagraph"/>
@@ -24617,8 +25227,8 @@
         <w:t xml:space="preserve">The proof is omitted here.</w:t>
       </w:r>
     </w:p>
-    <w:bookmarkEnd w:id="80"/>
-    <w:bookmarkStart w:id="81" w:name="exm-bh-fdr"/>
+    <w:bookmarkEnd w:id="81"/>
+    <w:bookmarkStart w:id="82" w:name="exm-bh-fdr"/>
     <w:p>
       <w:pPr>
         <w:pStyle w:val="BodyText"/>
@@ -24976,8 +25586,8 @@
         <w:t xml:space="preserve">88% of the repetitions.</w:t>
       </w:r>
     </w:p>
-    <w:bookmarkEnd w:id="81"/>
-    <w:bookmarkStart w:id="82" w:name="rem-bh-dependence"/>
+    <w:bookmarkEnd w:id="82"/>
+    <w:bookmarkStart w:id="83" w:name="rem-bh-dependence"/>
     <w:p>
       <w:pPr>
         <w:pStyle w:val="BodyText"/>
@@ -25148,10 +25758,10 @@
         <w:t xml:space="preserve">discuss the procedure in practice.</w:t>
       </w:r>
     </w:p>
-    <w:bookmarkEnd w:id="82"/>
     <w:bookmarkEnd w:id="83"/>
     <w:bookmarkEnd w:id="84"/>
-    <w:bookmarkStart w:id="89" w:name="sec-adjusted-p-values"/>
+    <w:bookmarkEnd w:id="85"/>
+    <w:bookmarkStart w:id="90" w:name="sec-adjusted-p-values"/>
     <w:p>
       <w:pPr>
         <w:pStyle w:val="Heading2"/>
@@ -25160,7 +25770,7 @@
         <w:t xml:space="preserve">6 Adjusted p-values and q-values</w:t>
       </w:r>
     </w:p>
-    <w:bookmarkStart w:id="85" w:name="def-adjusted-p-value"/>
+    <w:bookmarkStart w:id="86" w:name="def-adjusted-p-value"/>
     <w:p>
       <w:pPr>
         <w:pStyle w:val="FirstParagraph"/>
@@ -25473,8 +26083,8 @@
         </m:oMath>
       </m:oMathPara>
     </w:p>
-    <w:bookmarkEnd w:id="85"/>
-    <w:bookmarkStart w:id="86" w:name="rem-adjusted-p-value-levels"/>
+    <w:bookmarkEnd w:id="86"/>
+    <w:bookmarkStart w:id="87" w:name="rem-adjusted-p-value-levels"/>
     <w:p>
       <w:pPr>
         <w:pStyle w:val="FirstParagraph"/>
@@ -25555,8 +26165,8 @@
         <w:t xml:space="preserve">so a reader can apply any level to a list of adjusted p-values without redoing the procedure.</w:t>
       </w:r>
     </w:p>
-    <w:bookmarkEnd w:id="86"/>
-    <w:bookmarkStart w:id="87" w:name="exm-adjusted-p-value"/>
+    <w:bookmarkEnd w:id="87"/>
+    <w:bookmarkStart w:id="88" w:name="exm-adjusted-p-value"/>
     <w:p>
       <w:pPr>
         <w:pStyle w:val="BodyText"/>
@@ -27735,8 +28345,8 @@
         <w:t xml:space="preserve">it is not a proof that they agree for every data set.</w:t>
       </w:r>
     </w:p>
-    <w:bookmarkEnd w:id="87"/>
-    <w:bookmarkStart w:id="88" w:name="rem-q-value"/>
+    <w:bookmarkEnd w:id="88"/>
+    <w:bookmarkStart w:id="89" w:name="rem-q-value"/>
     <w:p>
       <w:pPr>
         <w:pStyle w:val="BodyText"/>
@@ -27913,9 +28523,9 @@
         <w:t xml:space="preserve">, so Storey’s q-values are smaller, and reject more, when many null hypotheses are false.</w:t>
       </w:r>
     </w:p>
-    <w:bookmarkEnd w:id="88"/>
     <w:bookmarkEnd w:id="89"/>
-    <w:bookmarkStart w:id="92" w:name="sec-procedure-comparison"/>
+    <w:bookmarkEnd w:id="90"/>
+    <w:bookmarkStart w:id="93" w:name="sec-procedure-comparison"/>
     <w:p>
       <w:pPr>
         <w:pStyle w:val="Heading2"/>
@@ -27924,7 +28534,7 @@
         <w:t xml:space="preserve">7 Comparing the procedures</w:t>
       </w:r>
     </w:p>
-    <w:bookmarkStart w:id="90" w:name="exm-procedure-comparison"/>
+    <w:bookmarkStart w:id="91" w:name="exm-procedure-comparison"/>
     <w:p>
       <w:pPr>
         <w:pStyle w:val="FirstParagraph"/>
@@ -28463,8 +29073,8 @@
         <w:t xml:space="preserve">Its FWER is far above 0.05, which BH does not promise to control.</w:t>
       </w:r>
     </w:p>
-    <w:bookmarkEnd w:id="90"/>
-    <w:bookmarkStart w:id="91" w:name="rem-choosing-error-rate"/>
+    <w:bookmarkEnd w:id="91"/>
+    <w:bookmarkStart w:id="92" w:name="rem-choosing-error-rate"/>
     <w:p>
       <w:pPr>
         <w:pStyle w:val="BodyText"/>
@@ -28513,9 +29123,9 @@
         <w:t xml:space="preserve">The choice should be made before looking at the data.</w:t>
       </w:r>
     </w:p>
-    <w:bookmarkEnd w:id="91"/>
     <w:bookmarkEnd w:id="92"/>
-    <w:bookmarkStart w:id="95" w:name="sec-multiple-testing-reading"/>
+    <w:bookmarkEnd w:id="93"/>
+    <w:bookmarkStart w:id="96" w:name="sec-multiple-testing-reading"/>
     <w:p>
       <w:pPr>
         <w:pStyle w:val="Heading2"/>
@@ -28586,7 +29196,7 @@
       <w:r>
         <w:t xml:space="preserve"> </w:t>
       </w:r>
-      <w:hyperlink r:id="rId93">
+      <w:hyperlink r:id="rId94">
         <w:r>
           <w:rPr>
             <w:rStyle w:val="Hyperlink"/>
@@ -28615,7 +29225,7 @@
       <w:r>
         <w:t xml:space="preserve"> </w:t>
       </w:r>
-      <w:hyperlink r:id="rId94">
+      <w:hyperlink r:id="rId95">
         <w:r>
           <w:rPr>
             <w:rStyle w:val="Hyperlink"/>
@@ -28679,8 +29289,8 @@
         <w:t xml:space="preserve">without a distributional model for the test statistic.</w:t>
       </w:r>
     </w:p>
-    <w:bookmarkEnd w:id="95"/>
-    <w:bookmarkStart w:id="125" w:name="references"/>
+    <w:bookmarkEnd w:id="96"/>
+    <w:bookmarkStart w:id="126" w:name="references"/>
     <w:p>
       <w:pPr>
         <w:pStyle w:val="Heading2"/>
@@ -28689,8 +29299,8 @@
         <w:t xml:space="preserve">References</w:t>
       </w:r>
     </w:p>
-    <w:bookmarkStart w:id="124" w:name="refs"/>
-    <w:bookmarkStart w:id="97" w:name="X4c2229fbc763f35824b6512c3d029bed86ed837"/>
+    <w:bookmarkStart w:id="125" w:name="refs"/>
+    <w:bookmarkStart w:id="98" w:name="X4c2229fbc763f35824b6512c3d029bed86ed837"/>
     <w:p>
       <w:pPr>
         <w:pStyle w:val="Bibliography"/>
@@ -28737,7 +29347,7 @@
       <w:r>
         <w:t xml:space="preserve"> </w:t>
       </w:r>
-      <w:hyperlink r:id="rId96">
+      <w:hyperlink r:id="rId97">
         <w:r>
           <w:rPr>
             <w:rStyle w:val="Hyperlink"/>
@@ -28746,8 +29356,8 @@
         </w:r>
       </w:hyperlink>
     </w:p>
-    <w:bookmarkEnd w:id="97"/>
-    <w:bookmarkStart w:id="98" w:name="ref-holm1979simple"/>
+    <w:bookmarkEnd w:id="98"/>
+    <w:bookmarkStart w:id="99" w:name="ref-holm1979simple"/>
     <w:p>
       <w:pPr>
         <w:pStyle w:val="Bibliography"/>
@@ -28784,8 +29394,8 @@
         <w:t xml:space="preserve">, vol. 6, no. 2, pp. 65–70, 1979.</w:t>
       </w:r>
     </w:p>
-    <w:bookmarkEnd w:id="98"/>
-    <w:bookmarkStart w:id="100" w:name="ref-benjamini1995controlling"/>
+    <w:bookmarkEnd w:id="99"/>
+    <w:bookmarkStart w:id="101" w:name="ref-benjamini1995controlling"/>
     <w:p>
       <w:pPr>
         <w:pStyle w:val="Bibliography"/>
@@ -28824,7 +29434,7 @@
       <w:r>
         <w:t xml:space="preserve"> </w:t>
       </w:r>
-      <w:hyperlink r:id="rId99">
+      <w:hyperlink r:id="rId100">
         <w:r>
           <w:rPr>
             <w:rStyle w:val="Hyperlink"/>
@@ -28836,8 +29446,8 @@
         <w:t xml:space="preserve">.</w:t>
       </w:r>
     </w:p>
-    <w:bookmarkEnd w:id="100"/>
-    <w:bookmarkStart w:id="102" w:name="ref-james2021islr2e"/>
+    <w:bookmarkEnd w:id="101"/>
+    <w:bookmarkStart w:id="103" w:name="ref-james2021islr2e"/>
     <w:p>
       <w:pPr>
         <w:pStyle w:val="Bibliography"/>
@@ -28884,7 +29494,7 @@
       <w:r>
         <w:t xml:space="preserve"> </w:t>
       </w:r>
-      <w:hyperlink r:id="rId101">
+      <w:hyperlink r:id="rId102">
         <w:r>
           <w:rPr>
             <w:rStyle w:val="Hyperlink"/>
@@ -28896,8 +29506,8 @@
         <w:t xml:space="preserve">.</w:t>
       </w:r>
     </w:p>
-    <w:bookmarkEnd w:id="102"/>
-    <w:bookmarkStart w:id="104" w:name="ref-khan2001classification"/>
+    <w:bookmarkEnd w:id="103"/>
+    <w:bookmarkStart w:id="105" w:name="ref-khan2001classification"/>
     <w:p>
       <w:pPr>
         <w:pStyle w:val="Bibliography"/>
@@ -28949,7 +29559,7 @@
       <w:r>
         <w:t xml:space="preserve"> </w:t>
       </w:r>
-      <w:hyperlink r:id="rId103">
+      <w:hyperlink r:id="rId104">
         <w:r>
           <w:rPr>
             <w:rStyle w:val="Hyperlink"/>
@@ -28961,8 +29571,8 @@
         <w:t xml:space="preserve">.</w:t>
       </w:r>
     </w:p>
-    <w:bookmarkEnd w:id="104"/>
-    <w:bookmarkStart w:id="106" w:name="ref-wikipedia_family_wise_error_rate"/>
+    <w:bookmarkEnd w:id="105"/>
+    <w:bookmarkStart w:id="107" w:name="ref-wikipedia_family_wise_error_rate"/>
     <w:p>
       <w:pPr>
         <w:pStyle w:val="Bibliography"/>
@@ -29009,7 +29619,7 @@
       <w:r>
         <w:t xml:space="preserve"> </w:t>
       </w:r>
-      <w:hyperlink r:id="rId105">
+      <w:hyperlink r:id="rId106">
         <w:r>
           <w:rPr>
             <w:rStyle w:val="Hyperlink"/>
@@ -29018,8 +29628,8 @@
         </w:r>
       </w:hyperlink>
     </w:p>
-    <w:bookmarkEnd w:id="106"/>
-    <w:bookmarkStart w:id="108" w:name="ref-wikipedia_false_discovery_rate"/>
+    <w:bookmarkEnd w:id="107"/>
+    <w:bookmarkStart w:id="109" w:name="ref-wikipedia_false_discovery_rate"/>
     <w:p>
       <w:pPr>
         <w:pStyle w:val="Bibliography"/>
@@ -29066,7 +29676,7 @@
       <w:r>
         <w:t xml:space="preserve"> </w:t>
       </w:r>
-      <w:hyperlink r:id="rId107">
+      <w:hyperlink r:id="rId108">
         <w:r>
           <w:rPr>
             <w:rStyle w:val="Hyperlink"/>
@@ -29075,8 +29685,8 @@
         </w:r>
       </w:hyperlink>
     </w:p>
-    <w:bookmarkEnd w:id="108"/>
-    <w:bookmarkStart w:id="110" w:name="ref-wikipedia_bonferroni_correction"/>
+    <w:bookmarkEnd w:id="109"/>
+    <w:bookmarkStart w:id="111" w:name="ref-wikipedia_bonferroni_correction"/>
     <w:p>
       <w:pPr>
         <w:pStyle w:val="Bibliography"/>
@@ -29123,7 +29733,7 @@
       <w:r>
         <w:t xml:space="preserve"> </w:t>
       </w:r>
-      <w:hyperlink r:id="rId109">
+      <w:hyperlink r:id="rId110">
         <w:r>
           <w:rPr>
             <w:rStyle w:val="Hyperlink"/>
@@ -29132,8 +29742,8 @@
         </w:r>
       </w:hyperlink>
     </w:p>
-    <w:bookmarkEnd w:id="110"/>
-    <w:bookmarkStart w:id="112" w:name="ref-wikipedia_booles_inequality"/>
+    <w:bookmarkEnd w:id="111"/>
+    <w:bookmarkStart w:id="113" w:name="ref-wikipedia_booles_inequality"/>
     <w:p>
       <w:pPr>
         <w:pStyle w:val="Bibliography"/>
@@ -29180,7 +29790,7 @@
       <w:r>
         <w:t xml:space="preserve"> </w:t>
       </w:r>
-      <w:hyperlink r:id="rId111">
+      <w:hyperlink r:id="rId112">
         <w:r>
           <w:rPr>
             <w:rStyle w:val="Hyperlink"/>
@@ -29189,8 +29799,8 @@
         </w:r>
       </w:hyperlink>
     </w:p>
-    <w:bookmarkEnd w:id="112"/>
-    <w:bookmarkStart w:id="114" w:name="ref-wikipedia_holm_bonferroni_method"/>
+    <w:bookmarkEnd w:id="113"/>
+    <w:bookmarkStart w:id="115" w:name="ref-wikipedia_holm_bonferroni_method"/>
     <w:p>
       <w:pPr>
         <w:pStyle w:val="Bibliography"/>
@@ -29237,7 +29847,7 @@
       <w:r>
         <w:t xml:space="preserve"> </w:t>
       </w:r>
-      <w:hyperlink r:id="rId113">
+      <w:hyperlink r:id="rId114">
         <w:r>
           <w:rPr>
             <w:rStyle w:val="Hyperlink"/>
@@ -29246,8 +29856,8 @@
         </w:r>
       </w:hyperlink>
     </w:p>
-    <w:bookmarkEnd w:id="114"/>
-    <w:bookmarkStart w:id="116" w:name="ref-CaseBerg01"/>
+    <w:bookmarkEnd w:id="115"/>
+    <w:bookmarkStart w:id="117" w:name="ref-CaseBerg01"/>
     <w:p>
       <w:pPr>
         <w:pStyle w:val="Bibliography"/>
@@ -29280,7 +29890,7 @@
       <w:r>
         <w:t xml:space="preserve"> </w:t>
       </w:r>
-      <w:hyperlink r:id="rId115">
+      <w:hyperlink r:id="rId116">
         <w:r>
           <w:rPr>
             <w:rStyle w:val="Hyperlink"/>
@@ -29289,8 +29899,8 @@
         </w:r>
       </w:hyperlink>
     </w:p>
-    <w:bookmarkEnd w:id="116"/>
-    <w:bookmarkStart w:id="117" w:name="ref-rice2007mathematical"/>
+    <w:bookmarkEnd w:id="117"/>
+    <w:bookmarkStart w:id="118" w:name="ref-rice2007mathematical"/>
     <w:p>
       <w:pPr>
         <w:pStyle w:val="Bibliography"/>
@@ -29321,8 +29931,8 @@
         <w:t xml:space="preserve">, 3rd ed. Belmont, CA: Cengage Learning, 2007.</w:t>
       </w:r>
     </w:p>
-    <w:bookmarkEnd w:id="117"/>
-    <w:bookmarkStart w:id="119" w:name="ref-benjamini2001control"/>
+    <w:bookmarkEnd w:id="118"/>
+    <w:bookmarkStart w:id="120" w:name="ref-benjamini2001control"/>
     <w:p>
       <w:pPr>
         <w:pStyle w:val="Bibliography"/>
@@ -29361,7 +29971,7 @@
       <w:r>
         <w:t xml:space="preserve"> </w:t>
       </w:r>
-      <w:hyperlink r:id="rId118">
+      <w:hyperlink r:id="rId119">
         <w:r>
           <w:rPr>
             <w:rStyle w:val="Hyperlink"/>
@@ -29373,8 +29983,8 @@
         <w:t xml:space="preserve">.</w:t>
       </w:r>
     </w:p>
-    <w:bookmarkEnd w:id="119"/>
-    <w:bookmarkStart w:id="121" w:name="ref-efron2016computer"/>
+    <w:bookmarkEnd w:id="120"/>
+    <w:bookmarkStart w:id="122" w:name="ref-efron2016computer"/>
     <w:p>
       <w:pPr>
         <w:pStyle w:val="Bibliography"/>
@@ -29407,7 +30017,7 @@
       <w:r>
         <w:t xml:space="preserve"> </w:t>
       </w:r>
-      <w:hyperlink r:id="rId120">
+      <w:hyperlink r:id="rId121">
         <w:r>
           <w:rPr>
             <w:rStyle w:val="Hyperlink"/>
@@ -29419,8 +30029,8 @@
         <w:t xml:space="preserve">.</w:t>
       </w:r>
     </w:p>
-    <w:bookmarkEnd w:id="121"/>
-    <w:bookmarkStart w:id="123" w:name="ref-storey2002direct"/>
+    <w:bookmarkEnd w:id="122"/>
+    <w:bookmarkStart w:id="124" w:name="ref-storey2002direct"/>
     <w:p>
       <w:pPr>
         <w:pStyle w:val="Bibliography"/>
@@ -29459,7 +30069,7 @@
       <w:r>
         <w:t xml:space="preserve"> </w:t>
       </w:r>
-      <w:hyperlink r:id="rId122">
+      <w:hyperlink r:id="rId123">
         <w:r>
           <w:rPr>
             <w:rStyle w:val="Hyperlink"/>
@@ -29471,9 +30081,9 @@
         <w:t xml:space="preserve">.</w:t>
       </w:r>
     </w:p>
-    <w:bookmarkEnd w:id="123"/>
     <w:bookmarkEnd w:id="124"/>
     <w:bookmarkEnd w:id="125"/>
+    <w:bookmarkEnd w:id="126"/>
     <w:sectPr>
       <w:footnotePr>
         <w:numRestart w:val="eachSect"/>

--- a/pr-preview/pr-341/multiple-testing-handout-tracked-changes.docx
+++ b/pr-preview/pr-341/multiple-testing-handout-tracked-changes.docx
@@ -16,7 +16,7 @@
       </w:pPr>
       <w:del w:id="1" w:author="PR Preview" w:date="2026-01-01T00:00:00Z">
         <w:r>
-          <w:delText xml:space="preserve">Last modified: 2026-10-19 00:48:10 (PDT)</w:delText>
+          <w:delText xml:space="preserve">Last modified: 2026-10-19 01:42:24 (PDT)</w:delText>
         </w:r>
       </w:del>
     </w:p>
@@ -26,7 +26,7 @@
       </w:pPr>
       <w:ins w:id="2" w:author="PR Preview" w:date="2026-01-01T00:00:00Z">
         <w:r>
-          <w:t xml:space="preserve">Last modified: 2026-10-19 00:53:49 (PDT)</w:t>
+          <w:t xml:space="preserve">Last modified: 2026-10-19 01:55:24 (PDT)</w:t>
         </w:r>
       </w:ins>
     </w:p>
@@ -6624,227 +6624,83 @@
       <w:pPr>
         <w:pStyle w:val="FirstParagraph"/>
       </w:pPr>
-      <w:del w:id="3" w:author="PR Preview" w:date="2026-01-01T00:00:00Z">
+      <w:r>
+        <w:rPr>
+          <w:b/>
+          <w:bCs/>
+        </w:rPr>
+        <w:t xml:space="preserve">Definition 2 (Family-wise error rate)</w:t>
+      </w:r>
+      <w:r>
+        <w:t xml:space="preserve"> </w:t>
+      </w:r>
+      <w:r>
+        <w:t xml:space="preserve">For a family of tests with</w:t>
+      </w:r>
+      <w:r>
+        <w:t xml:space="preserve"> </w:t>
+      </w:r>
+      <m:oMath>
+        <m:r>
+          <m:t>V</m:t>
+        </m:r>
+      </m:oMath>
+      <w:r>
+        <w:t xml:space="preserve"> </w:t>
+      </w:r>
+      <w:r>
+        <w:t xml:space="preserve">false positives (</w:t>
+      </w:r>
+      <w:hyperlink w:anchor="def-rejection-counts">
         <w:r>
           <w:rPr>
-            <w:b/>
-            <w:bCs/>
+            <w:rStyle w:val="Hyperlink"/>
           </w:rPr>
-          <w:delText xml:space="preserve">Definition 2 (Family-wise error rate)</w:delText>
+          <w:t xml:space="preserve">Definition 1</w:t>
         </w:r>
-      </w:del>
-      <w:del w:id="4" w:author="PR Preview" w:date="2026-01-01T00:00:00Z">
-        <w:r>
-          <w:delText xml:space="preserve"> </w:delText>
-        </w:r>
-      </w:del>
-      <w:del w:id="5" w:author="PR Preview" w:date="2026-01-01T00:00:00Z">
-        <w:r>
-          <w:delText xml:space="preserve">For a family of tests with</w:delText>
-        </w:r>
-      </w:del>
-      <w:del w:id="6" w:author="PR Preview" w:date="2026-01-01T00:00:00Z">
-        <w:r>
-          <w:delText xml:space="preserve"> </w:delText>
-        </w:r>
-      </w:del>
-      <m:oMath>
-        <m:r>
-          <m:t>V</m:t>
-        </m:r>
-      </m:oMath>
-      <w:del w:id="7" w:author="PR Preview" w:date="2026-01-01T00:00:00Z">
-        <w:r>
-          <w:delText xml:space="preserve"> </w:delText>
-        </w:r>
-      </w:del>
-      <w:del w:id="8" w:author="PR Preview" w:date="2026-01-01T00:00:00Z">
-        <w:r>
-          <w:delText xml:space="preserve">false positives (</w:delText>
-        </w:r>
-      </w:del>
-      <w:hyperlink w:anchor="def-rejection-counts">
-        <w:del w:id="9" w:author="PR Preview" w:date="2026-01-01T00:00:00Z">
-          <w:r>
-            <w:rPr>
-              <w:rStyle w:val="Hyperlink"/>
-            </w:rPr>
-            <w:delText xml:space="preserve">Definition 1</w:delText>
-          </w:r>
-        </w:del>
       </w:hyperlink>
-      <w:del w:id="10" w:author="PR Preview" w:date="2026-01-01T00:00:00Z">
-        <w:r>
-          <w:delText xml:space="preserve">),</w:delText>
-        </w:r>
-      </w:del>
-      <w:del w:id="11" w:author="PR Preview" w:date="2026-01-01T00:00:00Z">
-        <w:r>
-          <w:delText xml:space="preserve"> </w:delText>
-        </w:r>
-      </w:del>
-      <w:del w:id="12" w:author="PR Preview" w:date="2026-01-01T00:00:00Z">
-        <w:r>
-          <w:delText xml:space="preserve">the</w:delText>
-        </w:r>
-      </w:del>
-      <w:del w:id="13" w:author="PR Preview" w:date="2026-01-01T00:00:00Z">
-        <w:r>
-          <w:delText xml:space="preserve"> </w:delText>
-        </w:r>
-      </w:del>
-      <w:del w:id="14" w:author="PR Preview" w:date="2026-01-01T00:00:00Z">
+      <w:r>
+        <w:t xml:space="preserve">),</w:t>
+      </w:r>
+      <w:r>
+        <w:t xml:space="preserve"> </w:t>
+      </w:r>
+      <w:r>
+        <w:t xml:space="preserve">the</w:t>
+      </w:r>
+      <w:r>
+        <w:t xml:space="preserve"> </w:t>
+      </w:r>
+      <w:r>
+        <w:rPr>
+          <w:b/>
+          <w:bCs/>
+        </w:rPr>
+        <w:t xml:space="preserve">family-wise error rate</w:t>
+      </w:r>
+      <w:r>
+        <w:t xml:space="preserve"> </w:t>
+      </w:r>
+      <w:r>
+        <w:t xml:space="preserve">(FWER) is the</w:t>
+      </w:r>
+      <w:r>
+        <w:t xml:space="preserve"> </w:t>
+      </w:r>
+      <w:hyperlink r:id="rId34">
         <w:r>
           <w:rPr>
-            <w:b/>
-            <w:bCs/>
+            <w:rStyle w:val="Hyperlink"/>
           </w:rPr>
-          <w:delText xml:space="preserve">family-wise error rate</w:delText>
+          <w:t xml:space="preserve">probability</w:t>
         </w:r>
-      </w:del>
-      <w:del w:id="15" w:author="PR Preview" w:date="2026-01-01T00:00:00Z">
-        <w:r>
-          <w:delText xml:space="preserve"> </w:delText>
-        </w:r>
-      </w:del>
-      <w:del w:id="16" w:author="PR Preview" w:date="2026-01-01T00:00:00Z">
-        <w:r>
-          <w:delText xml:space="preserve">(FWER) is the probability of at least one false positive</w:delText>
-        </w:r>
-      </w:del>
-      <w:del w:id="17" w:author="PR Preview" w:date="2026-01-01T00:00:00Z">
-        <w:r>
-          <w:delText xml:space="preserve"> </w:delText>
-        </w:r>
-      </w:del>
-      <w:del w:id="18" w:author="PR Preview" w:date="2026-01-01T00:00:00Z">
-        <w:r>
-          <w:delText xml:space="preserve">[6]</w:delText>
-        </w:r>
-      </w:del>
-      <w:del w:id="19" w:author="PR Preview" w:date="2026-01-01T00:00:00Z">
-        <w:r>
-          <w:delText xml:space="preserve">:</w:delText>
-        </w:r>
-      </w:del>
-    </w:p>
-    <w:p>
-      <w:pPr>
-        <w:pStyle w:val="FirstParagraph"/>
-      </w:pPr>
-      <w:ins w:id="20" w:author="PR Preview" w:date="2026-01-01T00:00:00Z">
-        <w:r>
-          <w:rPr>
-            <w:b/>
-            <w:bCs/>
-          </w:rPr>
-          <w:t xml:space="preserve">Definition 2 (Family-wise error rate)</w:t>
-        </w:r>
-      </w:ins>
-      <w:ins w:id="21" w:author="PR Preview" w:date="2026-01-01T00:00:00Z">
-        <w:r>
-          <w:t xml:space="preserve"> </w:t>
-        </w:r>
-      </w:ins>
-      <w:ins w:id="22" w:author="PR Preview" w:date="2026-01-01T00:00:00Z">
-        <w:r>
-          <w:t xml:space="preserve">For a family of tests with</w:t>
-        </w:r>
-      </w:ins>
-      <w:ins w:id="23" w:author="PR Preview" w:date="2026-01-01T00:00:00Z">
-        <w:r>
-          <w:t xml:space="preserve"> </w:t>
-        </w:r>
-      </w:ins>
-      <m:oMath>
-        <m:r>
-          <m:t>V</m:t>
-        </m:r>
-      </m:oMath>
-      <w:ins w:id="24" w:author="PR Preview" w:date="2026-01-01T00:00:00Z">
-        <w:r>
-          <w:t xml:space="preserve"> </w:t>
-        </w:r>
-      </w:ins>
-      <w:ins w:id="25" w:author="PR Preview" w:date="2026-01-01T00:00:00Z">
-        <w:r>
-          <w:t xml:space="preserve">false positives (</w:t>
-        </w:r>
-      </w:ins>
-      <w:hyperlink w:anchor="def-rejection-counts">
-        <w:ins w:id="26" w:author="PR Preview" w:date="2026-01-01T00:00:00Z">
-          <w:r>
-            <w:rPr>
-              <w:rStyle w:val="Hyperlink"/>
-            </w:rPr>
-            <w:t xml:space="preserve">Definition 1</w:t>
-          </w:r>
-        </w:ins>
       </w:hyperlink>
-      <w:ins w:id="27" w:author="PR Preview" w:date="2026-01-01T00:00:00Z">
-        <w:r>
-          <w:t xml:space="preserve">),</w:t>
-        </w:r>
-      </w:ins>
-      <w:ins w:id="28" w:author="PR Preview" w:date="2026-01-01T00:00:00Z">
-        <w:r>
-          <w:t xml:space="preserve"> </w:t>
-        </w:r>
-      </w:ins>
-      <w:ins w:id="29" w:author="PR Preview" w:date="2026-01-01T00:00:00Z">
-        <w:r>
-          <w:t xml:space="preserve">the</w:t>
-        </w:r>
-      </w:ins>
-      <w:ins w:id="30" w:author="PR Preview" w:date="2026-01-01T00:00:00Z">
-        <w:r>
-          <w:t xml:space="preserve"> </w:t>
-        </w:r>
-      </w:ins>
-      <w:ins w:id="31" w:author="PR Preview" w:date="2026-01-01T00:00:00Z">
-        <w:r>
-          <w:rPr>
-            <w:b/>
-            <w:bCs/>
-          </w:rPr>
-          <w:t xml:space="preserve">family-wise error rate</w:t>
-        </w:r>
-      </w:ins>
-      <w:ins w:id="32" w:author="PR Preview" w:date="2026-01-01T00:00:00Z">
-        <w:r>
-          <w:t xml:space="preserve"> </w:t>
-        </w:r>
-      </w:ins>
-      <w:ins w:id="33" w:author="PR Preview" w:date="2026-01-01T00:00:00Z">
-        <w:r>
-          <w:t xml:space="preserve">(FWER) is the</w:t>
-        </w:r>
-      </w:ins>
-      <w:ins w:id="34" w:author="PR Preview" w:date="2026-01-01T00:00:00Z">
-        <w:r>
-          <w:t xml:space="preserve"> </w:t>
-        </w:r>
-      </w:ins>
-      <w:hyperlink r:id="rId34">
-        <w:ins w:id="35" w:author="PR Preview" w:date="2026-01-01T00:00:00Z">
-          <w:r>
-            <w:rPr>
-              <w:rStyle w:val="Hyperlink"/>
-            </w:rPr>
-            <w:t xml:space="preserve">probability</w:t>
-          </w:r>
-        </w:ins>
-      </w:hyperlink>
-      <w:ins w:id="36" w:author="PR Preview" w:date="2026-01-01T00:00:00Z">
-        <w:r>
-          <w:t xml:space="preserve"> </w:t>
-        </w:r>
-      </w:ins>
-      <w:ins w:id="37" w:author="PR Preview" w:date="2026-01-01T00:00:00Z">
-        <w:r>
-          <w:t xml:space="preserve">of at least one false positive:</w:t>
-        </w:r>
-      </w:ins>
+      <w:r>
+        <w:t xml:space="preserve"> </w:t>
+      </w:r>
+      <w:r>
+        <w:t xml:space="preserve">of at least one false positive:</w:t>
+      </w:r>
     </w:p>
     <w:p>
       <w:pPr>
@@ -7790,147 +7646,49 @@
       <w:pPr>
         <w:pStyle w:val="FirstParagraph"/>
       </w:pPr>
-      <w:del w:id="38" w:author="PR Preview" w:date="2026-01-01T00:00:00Z">
+      <w:r>
+        <w:rPr>
+          <w:b/>
+          <w:bCs/>
+        </w:rPr>
+        <w:t xml:space="preserve">Definition 5 (False discovery rate)</w:t>
+      </w:r>
+      <w:r>
+        <w:t xml:space="preserve"> </w:t>
+      </w:r>
+      <w:r>
+        <w:t xml:space="preserve">The</w:t>
+      </w:r>
+      <w:r>
+        <w:t xml:space="preserve"> </w:t>
+      </w:r>
+      <w:r>
+        <w:rPr>
+          <w:b/>
+          <w:bCs/>
+        </w:rPr>
+        <w:t xml:space="preserve">false discovery rate</w:t>
+      </w:r>
+      <w:r>
+        <w:t xml:space="preserve"> </w:t>
+      </w:r>
+      <w:r>
+        <w:t xml:space="preserve">(FDR) is the expected value of the</w:t>
+      </w:r>
+      <w:r>
+        <w:t xml:space="preserve"> </w:t>
+      </w:r>
+      <w:hyperlink w:anchor="def-fdp">
         <w:r>
           <w:rPr>
-            <w:b/>
-            <w:bCs/>
+            <w:rStyle w:val="Hyperlink"/>
           </w:rPr>
-          <w:delText xml:space="preserve">Definition 5 (False discovery rate)</w:delText>
+          <w:t xml:space="preserve">false discovery proportion</w:t>
         </w:r>
-      </w:del>
-      <w:del w:id="39" w:author="PR Preview" w:date="2026-01-01T00:00:00Z">
-        <w:r>
-          <w:delText xml:space="preserve"> </w:delText>
-        </w:r>
-      </w:del>
-      <w:del w:id="40" w:author="PR Preview" w:date="2026-01-01T00:00:00Z">
-        <w:r>
-          <w:delText xml:space="preserve">The</w:delText>
-        </w:r>
-      </w:del>
-      <w:del w:id="41" w:author="PR Preview" w:date="2026-01-01T00:00:00Z">
-        <w:r>
-          <w:delText xml:space="preserve"> </w:delText>
-        </w:r>
-      </w:del>
-      <w:del w:id="42" w:author="PR Preview" w:date="2026-01-01T00:00:00Z">
-        <w:r>
-          <w:rPr>
-            <w:b/>
-            <w:bCs/>
-          </w:rPr>
-          <w:delText xml:space="preserve">false discovery rate</w:delText>
-        </w:r>
-      </w:del>
-      <w:del w:id="43" w:author="PR Preview" w:date="2026-01-01T00:00:00Z">
-        <w:r>
-          <w:delText xml:space="preserve"> </w:delText>
-        </w:r>
-      </w:del>
-      <w:del w:id="44" w:author="PR Preview" w:date="2026-01-01T00:00:00Z">
-        <w:r>
-          <w:delText xml:space="preserve">(FDR) is the expected value of the</w:delText>
-        </w:r>
-      </w:del>
-      <w:del w:id="45" w:author="PR Preview" w:date="2026-01-01T00:00:00Z">
-        <w:r>
-          <w:delText xml:space="preserve"> </w:delText>
-        </w:r>
-      </w:del>
-      <w:hyperlink w:anchor="def-fdp">
-        <w:del w:id="46" w:author="PR Preview" w:date="2026-01-01T00:00:00Z">
-          <w:r>
-            <w:rPr>
-              <w:rStyle w:val="Hyperlink"/>
-            </w:rPr>
-            <w:delText xml:space="preserve">false discovery proportion</w:delText>
-          </w:r>
-        </w:del>
       </w:hyperlink>
-      <w:del w:id="47" w:author="PR Preview" w:date="2026-01-01T00:00:00Z">
-        <w:r>
-          <w:delText xml:space="preserve"> </w:delText>
-        </w:r>
-      </w:del>
-      <w:del w:id="48" w:author="PR Preview" w:date="2026-01-01T00:00:00Z">
-        <w:r>
-          <w:delText xml:space="preserve">[7]</w:delText>
-        </w:r>
-      </w:del>
-      <w:del w:id="49" w:author="PR Preview" w:date="2026-01-01T00:00:00Z">
-        <w:r>
-          <w:delText xml:space="preserve">:</w:delText>
-        </w:r>
-      </w:del>
-    </w:p>
-    <w:p>
-      <w:pPr>
-        <w:pStyle w:val="FirstParagraph"/>
-      </w:pPr>
-      <w:ins w:id="50" w:author="PR Preview" w:date="2026-01-01T00:00:00Z">
-        <w:r>
-          <w:rPr>
-            <w:b/>
-            <w:bCs/>
-          </w:rPr>
-          <w:t xml:space="preserve">Definition 5 (False discovery rate)</w:t>
-        </w:r>
-      </w:ins>
-      <w:ins w:id="51" w:author="PR Preview" w:date="2026-01-01T00:00:00Z">
-        <w:r>
-          <w:t xml:space="preserve"> </w:t>
-        </w:r>
-      </w:ins>
-      <w:ins w:id="52" w:author="PR Preview" w:date="2026-01-01T00:00:00Z">
-        <w:r>
-          <w:t xml:space="preserve">The</w:t>
-        </w:r>
-      </w:ins>
-      <w:ins w:id="53" w:author="PR Preview" w:date="2026-01-01T00:00:00Z">
-        <w:r>
-          <w:t xml:space="preserve"> </w:t>
-        </w:r>
-      </w:ins>
-      <w:ins w:id="54" w:author="PR Preview" w:date="2026-01-01T00:00:00Z">
-        <w:r>
-          <w:rPr>
-            <w:b/>
-            <w:bCs/>
-          </w:rPr>
-          <w:t xml:space="preserve">false discovery rate</w:t>
-        </w:r>
-      </w:ins>
-      <w:ins w:id="55" w:author="PR Preview" w:date="2026-01-01T00:00:00Z">
-        <w:r>
-          <w:t xml:space="preserve"> </w:t>
-        </w:r>
-      </w:ins>
-      <w:ins w:id="56" w:author="PR Preview" w:date="2026-01-01T00:00:00Z">
-        <w:r>
-          <w:t xml:space="preserve">(FDR) is the expected value of the</w:t>
-        </w:r>
-      </w:ins>
-      <w:ins w:id="57" w:author="PR Preview" w:date="2026-01-01T00:00:00Z">
-        <w:r>
-          <w:t xml:space="preserve"> </w:t>
-        </w:r>
-      </w:ins>
-      <w:hyperlink w:anchor="def-fdp">
-        <w:ins w:id="58" w:author="PR Preview" w:date="2026-01-01T00:00:00Z">
-          <w:r>
-            <w:rPr>
-              <w:rStyle w:val="Hyperlink"/>
-            </w:rPr>
-            <w:t xml:space="preserve">false discovery proportion</w:t>
-          </w:r>
-        </w:ins>
-      </w:hyperlink>
-      <w:ins w:id="59" w:author="PR Preview" w:date="2026-01-01T00:00:00Z">
-        <w:r>
-          <w:t xml:space="preserve">:</w:t>
-        </w:r>
-      </w:ins>
+      <w:r>
+        <w:t xml:space="preserve">:</w:t>
+      </w:r>
     </w:p>
     <w:p>
       <w:pPr>
@@ -12819,30 +12577,22 @@
       <w:pPr>
         <w:pStyle w:val="BodyText"/>
       </w:pPr>
-      <w:del w:id="60" w:author="PR Preview" w:date="2026-01-01T00:00:00Z">
-        <w:r>
-          <w:rPr>
-            <w:b/>
-            <w:bCs/>
-          </w:rPr>
-          <w:delText xml:space="preserve">Theorem 2 (Union bound)</w:delText>
-        </w:r>
-      </w:del>
-      <w:del w:id="61" w:author="PR Preview" w:date="2026-01-01T00:00:00Z">
-        <w:r>
-          <w:delText xml:space="preserve"> </w:delText>
-        </w:r>
-      </w:del>
-      <w:del w:id="62" w:author="PR Preview" w:date="2026-01-01T00:00:00Z">
-        <w:r>
-          <w:delText xml:space="preserve">For any events</w:delText>
-        </w:r>
-      </w:del>
-      <w:del w:id="63" w:author="PR Preview" w:date="2026-01-01T00:00:00Z">
-        <w:r>
-          <w:delText xml:space="preserve"> </w:delText>
-        </w:r>
-      </w:del>
+      <w:r>
+        <w:rPr>
+          <w:b/>
+          <w:bCs/>
+        </w:rPr>
+        <w:t xml:space="preserve">Theorem 2 (Union bound)</w:t>
+      </w:r>
+      <w:r>
+        <w:t xml:space="preserve"> </w:t>
+      </w:r>
+      <w:r>
+        <w:t xml:space="preserve">For any events</w:t>
+      </w:r>
+      <w:r>
+        <w:t xml:space="preserve"> </w:t>
+      </w:r>
       <m:oMath>
         <m:sSub>
           <m:e>
@@ -12887,134 +12637,29 @@
           </m:sub>
         </m:sSub>
       </m:oMath>
-      <w:del w:id="64" w:author="PR Preview" w:date="2026-01-01T00:00:00Z">
-        <w:r>
-          <w:delText xml:space="preserve">, the probability of their union is at most the sum of their probabilities</w:delText>
-        </w:r>
-      </w:del>
-      <w:del w:id="65" w:author="PR Preview" w:date="2026-01-01T00:00:00Z">
-        <w:r>
-          <w:delText xml:space="preserve"> </w:delText>
-        </w:r>
-      </w:del>
-      <w:del w:id="66" w:author="PR Preview" w:date="2026-01-01T00:00:00Z">
-        <w:r>
-          <w:delText xml:space="preserve">[9]</w:delText>
-        </w:r>
-      </w:del>
-      <w:del w:id="67" w:author="PR Preview" w:date="2026-01-01T00:00:00Z">
-        <w:r>
-          <w:delText xml:space="preserve">:</w:delText>
-        </w:r>
-      </w:del>
-    </w:p>
-    <w:p>
-      <w:pPr>
-        <w:pStyle w:val="BodyText"/>
-      </w:pPr>
-      <w:ins w:id="68" w:author="PR Preview" w:date="2026-01-01T00:00:00Z">
+      <w:r>
+        <w:t xml:space="preserve">, the</w:t>
+      </w:r>
+      <w:r>
+        <w:t xml:space="preserve"> </w:t>
+      </w:r>
+      <w:hyperlink r:id="rId34">
         <w:r>
           <w:rPr>
-            <w:b/>
-            <w:bCs/>
+            <w:rStyle w:val="Hyperlink"/>
           </w:rPr>
-          <w:t xml:space="preserve">Theorem 2 (Union bound)</w:t>
+          <w:t xml:space="preserve">probability</w:t>
         </w:r>
-      </w:ins>
-      <w:ins w:id="69" w:author="PR Preview" w:date="2026-01-01T00:00:00Z">
-        <w:r>
-          <w:t xml:space="preserve"> </w:t>
-        </w:r>
-      </w:ins>
-      <w:ins w:id="70" w:author="PR Preview" w:date="2026-01-01T00:00:00Z">
-        <w:r>
-          <w:t xml:space="preserve">For any events</w:t>
-        </w:r>
-      </w:ins>
-      <w:ins w:id="71" w:author="PR Preview" w:date="2026-01-01T00:00:00Z">
-        <w:r>
-          <w:t xml:space="preserve"> </w:t>
-        </w:r>
-      </w:ins>
-      <m:oMath>
-        <m:sSub>
-          <m:e>
-            <m:r>
-              <m:t>A</m:t>
-            </m:r>
-          </m:e>
-          <m:sub>
-            <m:r>
-              <m:t>1</m:t>
-            </m:r>
-          </m:sub>
-        </m:sSub>
-        <m:r>
-          <m:rPr>
-            <m:sty m:val="p"/>
-          </m:rPr>
-          <m:t>,</m:t>
-        </m:r>
-        <m:r>
-          <m:rPr>
-            <m:sty m:val="p"/>
-          </m:rPr>
-          <m:t>…</m:t>
-        </m:r>
-        <m:r>
-          <m:rPr>
-            <m:sty m:val="p"/>
-          </m:rPr>
-          <m:t>,</m:t>
-        </m:r>
-        <m:sSub>
-          <m:e>
-            <m:r>
-              <m:t>A</m:t>
-            </m:r>
-          </m:e>
-          <m:sub>
-            <m:r>
-              <m:t>k</m:t>
-            </m:r>
-          </m:sub>
-        </m:sSub>
-      </m:oMath>
-      <w:ins w:id="72" w:author="PR Preview" w:date="2026-01-01T00:00:00Z">
-        <w:r>
-          <w:t xml:space="preserve">, the</w:t>
-        </w:r>
-      </w:ins>
-      <w:ins w:id="73" w:author="PR Preview" w:date="2026-01-01T00:00:00Z">
-        <w:r>
-          <w:t xml:space="preserve"> </w:t>
-        </w:r>
-      </w:ins>
-      <w:hyperlink r:id="rId34">
-        <w:ins w:id="74" w:author="PR Preview" w:date="2026-01-01T00:00:00Z">
-          <w:r>
-            <w:rPr>
-              <w:rStyle w:val="Hyperlink"/>
-            </w:rPr>
-            <w:t xml:space="preserve">probability</w:t>
-          </w:r>
-        </w:ins>
       </w:hyperlink>
-      <w:ins w:id="75" w:author="PR Preview" w:date="2026-01-01T00:00:00Z">
-        <w:r>
-          <w:t xml:space="preserve"> </w:t>
-        </w:r>
-      </w:ins>
-      <w:ins w:id="76" w:author="PR Preview" w:date="2026-01-01T00:00:00Z">
-        <w:r>
-          <w:t xml:space="preserve">of their union is at most the sum of their probabilities:</w:t>
-        </w:r>
-      </w:ins>
-      <w:ins w:id="77" w:author="PR Preview" w:date="2026-01-01T00:00:00Z">
-        <w:r>
-          <w:t xml:space="preserve"> </w:t>
-        </w:r>
-      </w:ins>
+      <w:r>
+        <w:t xml:space="preserve"> </w:t>
+      </w:r>
+      <w:r>
+        <w:t xml:space="preserve">of their union is at most the sum of their probabilities:</w:t>
+      </w:r>
+      <w:r>
+        <w:t xml:space="preserve"> </w:t>
+      </w:r>
     </w:p>
     <w:p>
       <w:pPr>
@@ -16635,30 +16280,22 @@
       <w:pPr>
         <w:pStyle w:val="BodyText"/>
       </w:pPr>
-      <w:del w:id="78" w:author="PR Preview" w:date="2026-01-01T00:00:00Z">
-        <w:r>
-          <w:rPr>
-            <w:b/>
-            <w:bCs/>
-          </w:rPr>
-          <w:delText xml:space="preserve">Definition 10 (Holm’s step-down procedure)</w:delText>
-        </w:r>
-      </w:del>
-      <w:del w:id="79" w:author="PR Preview" w:date="2026-01-01T00:00:00Z">
-        <w:r>
-          <w:delText xml:space="preserve"> </w:delText>
-        </w:r>
-      </w:del>
-      <w:del w:id="80" w:author="PR Preview" w:date="2026-01-01T00:00:00Z">
-        <w:r>
-          <w:delText xml:space="preserve">Given the cutoff rank</w:delText>
-        </w:r>
-      </w:del>
-      <w:del w:id="81" w:author="PR Preview" w:date="2026-01-01T00:00:00Z">
-        <w:r>
-          <w:delText xml:space="preserve"> </w:delText>
-        </w:r>
-      </w:del>
+      <w:r>
+        <w:rPr>
+          <w:b/>
+          <w:bCs/>
+        </w:rPr>
+        <w:t xml:space="preserve">Definition 10 (Holm’s step-down procedure)</w:t>
+      </w:r>
+      <w:r>
+        <w:t xml:space="preserve"> </w:t>
+      </w:r>
+      <w:r>
+        <w:t xml:space="preserve">Given the cutoff rank</w:t>
+      </w:r>
+      <w:r>
+        <w:t xml:space="preserve"> </w:t>
+      </w:r>
       <m:oMath>
         <m:sSup>
           <m:e>
@@ -16676,65 +16313,45 @@
           </m:sup>
         </m:sSup>
       </m:oMath>
-      <w:del w:id="82" w:author="PR Preview" w:date="2026-01-01T00:00:00Z">
-        <w:r>
-          <w:delText xml:space="preserve"> </w:delText>
-        </w:r>
-      </w:del>
-      <w:del w:id="83" w:author="PR Preview" w:date="2026-01-01T00:00:00Z">
-        <w:r>
-          <w:delText xml:space="preserve">of</w:delText>
-        </w:r>
-      </w:del>
-      <w:del w:id="84" w:author="PR Preview" w:date="2026-01-01T00:00:00Z">
-        <w:r>
-          <w:delText xml:space="preserve"> </w:delText>
-        </w:r>
-      </w:del>
+      <w:r>
+        <w:t xml:space="preserve"> </w:t>
+      </w:r>
+      <w:r>
+        <w:t xml:space="preserve">of</w:t>
+      </w:r>
+      <w:r>
+        <w:t xml:space="preserve"> </w:t>
+      </w:r>
       <w:hyperlink w:anchor="def-holm-cutoff">
-        <w:del w:id="85" w:author="PR Preview" w:date="2026-01-01T00:00:00Z">
-          <w:r>
-            <w:rPr>
-              <w:rStyle w:val="Hyperlink"/>
-            </w:rPr>
-            <w:delText xml:space="preserve">Definition 9</w:delText>
-          </w:r>
-        </w:del>
-      </w:hyperlink>
-      <w:del w:id="86" w:author="PR Preview" w:date="2026-01-01T00:00:00Z">
-        <w:r>
-          <w:delText xml:space="preserve">,</w:delText>
-        </w:r>
-      </w:del>
-      <w:del w:id="87" w:author="PR Preview" w:date="2026-01-01T00:00:00Z">
-        <w:r>
-          <w:delText xml:space="preserve"> </w:delText>
-        </w:r>
-      </w:del>
-      <w:del w:id="88" w:author="PR Preview" w:date="2026-01-01T00:00:00Z">
         <w:r>
           <w:rPr>
-            <w:b/>
-            <w:bCs/>
+            <w:rStyle w:val="Hyperlink"/>
           </w:rPr>
-          <w:delText xml:space="preserve">Holm’s procedure</w:delText>
+          <w:t xml:space="preserve">Definition 9</w:t>
         </w:r>
-      </w:del>
-      <w:del w:id="89" w:author="PR Preview" w:date="2026-01-01T00:00:00Z">
-        <w:r>
-          <w:delText xml:space="preserve"> </w:delText>
-        </w:r>
-      </w:del>
-      <w:del w:id="90" w:author="PR Preview" w:date="2026-01-01T00:00:00Z">
-        <w:r>
-          <w:delText xml:space="preserve">rejects</w:delText>
-        </w:r>
-      </w:del>
-      <w:del w:id="91" w:author="PR Preview" w:date="2026-01-01T00:00:00Z">
-        <w:r>
-          <w:delText xml:space="preserve"> </w:delText>
-        </w:r>
-      </w:del>
+      </w:hyperlink>
+      <w:r>
+        <w:t xml:space="preserve">,</w:t>
+      </w:r>
+      <w:r>
+        <w:t xml:space="preserve"> </w:t>
+      </w:r>
+      <w:r>
+        <w:rPr>
+          <w:b/>
+          <w:bCs/>
+        </w:rPr>
+        <w:t xml:space="preserve">Holm’s procedure</w:t>
+      </w:r>
+      <w:r>
+        <w:t xml:space="preserve"> </w:t>
+      </w:r>
+      <w:r>
+        <w:t xml:space="preserve">rejects</w:t>
+      </w:r>
+      <w:r>
+        <w:t xml:space="preserve"> </w:t>
+      </w:r>
       <m:oMath>
         <m:sSub>
           <m:e>
@@ -16824,235 +16441,12 @@
           </m:sub>
         </m:sSub>
       </m:oMath>
-      <w:del w:id="92" w:author="PR Preview" w:date="2026-01-01T00:00:00Z">
-        <w:r>
-          <w:delText xml:space="preserve"> </w:delText>
-        </w:r>
-      </w:del>
-      <w:del w:id="93" w:author="PR Preview" w:date="2026-01-01T00:00:00Z">
-        <w:r>
-          <w:delText xml:space="preserve">and no others</w:delText>
-        </w:r>
-      </w:del>
-      <w:del w:id="94" w:author="PR Preview" w:date="2026-01-01T00:00:00Z">
-        <w:r>
-          <w:delText xml:space="preserve"> </w:delText>
-        </w:r>
-      </w:del>
-      <w:del w:id="95" w:author="PR Preview" w:date="2026-01-01T00:00:00Z">
-        <w:r>
-          <w:delText xml:space="preserve">[10]</w:delText>
-        </w:r>
-      </w:del>
-      <w:del w:id="96" w:author="PR Preview" w:date="2026-01-01T00:00:00Z">
-        <w:r>
-          <w:delText xml:space="preserve">.</w:delText>
-        </w:r>
-      </w:del>
-    </w:p>
-    <w:p>
-      <w:pPr>
-        <w:pStyle w:val="BodyText"/>
-      </w:pPr>
-      <w:ins w:id="97" w:author="PR Preview" w:date="2026-01-01T00:00:00Z">
-        <w:r>
-          <w:rPr>
-            <w:b/>
-            <w:bCs/>
-          </w:rPr>
-          <w:t xml:space="preserve">Definition 10 (Holm’s step-down procedure)</w:t>
-        </w:r>
-      </w:ins>
-      <w:ins w:id="98" w:author="PR Preview" w:date="2026-01-01T00:00:00Z">
-        <w:r>
-          <w:t xml:space="preserve"> </w:t>
-        </w:r>
-      </w:ins>
-      <w:ins w:id="99" w:author="PR Preview" w:date="2026-01-01T00:00:00Z">
-        <w:r>
-          <w:t xml:space="preserve">Given the cutoff rank</w:t>
-        </w:r>
-      </w:ins>
-      <w:ins w:id="100" w:author="PR Preview" w:date="2026-01-01T00:00:00Z">
-        <w:r>
-          <w:t xml:space="preserve"> </w:t>
-        </w:r>
-      </w:ins>
-      <m:oMath>
-        <m:sSup>
-          <m:e>
-            <m:r>
-              <m:t>k</m:t>
-            </m:r>
-          </m:e>
-          <m:sup>
-            <m:r>
-              <m:rPr>
-                <m:sty m:val="p"/>
-              </m:rPr>
-              <m:t>*</m:t>
-            </m:r>
-          </m:sup>
-        </m:sSup>
-      </m:oMath>
-      <w:ins w:id="101" w:author="PR Preview" w:date="2026-01-01T00:00:00Z">
-        <w:r>
-          <w:t xml:space="preserve"> </w:t>
-        </w:r>
-      </w:ins>
-      <w:ins w:id="102" w:author="PR Preview" w:date="2026-01-01T00:00:00Z">
-        <w:r>
-          <w:t xml:space="preserve">of</w:t>
-        </w:r>
-      </w:ins>
-      <w:ins w:id="103" w:author="PR Preview" w:date="2026-01-01T00:00:00Z">
-        <w:r>
-          <w:t xml:space="preserve"> </w:t>
-        </w:r>
-      </w:ins>
-      <w:hyperlink w:anchor="def-holm-cutoff">
-        <w:ins w:id="104" w:author="PR Preview" w:date="2026-01-01T00:00:00Z">
-          <w:r>
-            <w:rPr>
-              <w:rStyle w:val="Hyperlink"/>
-            </w:rPr>
-            <w:t xml:space="preserve">Definition 9</w:t>
-          </w:r>
-        </w:ins>
-      </w:hyperlink>
-      <w:ins w:id="105" w:author="PR Preview" w:date="2026-01-01T00:00:00Z">
-        <w:r>
-          <w:t xml:space="preserve">,</w:t>
-        </w:r>
-      </w:ins>
-      <w:ins w:id="106" w:author="PR Preview" w:date="2026-01-01T00:00:00Z">
-        <w:r>
-          <w:t xml:space="preserve"> </w:t>
-        </w:r>
-      </w:ins>
-      <w:ins w:id="107" w:author="PR Preview" w:date="2026-01-01T00:00:00Z">
-        <w:r>
-          <w:rPr>
-            <w:b/>
-            <w:bCs/>
-          </w:rPr>
-          <w:t xml:space="preserve">Holm’s procedure</w:t>
-        </w:r>
-      </w:ins>
-      <w:ins w:id="108" w:author="PR Preview" w:date="2026-01-01T00:00:00Z">
-        <w:r>
-          <w:t xml:space="preserve"> </w:t>
-        </w:r>
-      </w:ins>
-      <w:ins w:id="109" w:author="PR Preview" w:date="2026-01-01T00:00:00Z">
-        <w:r>
-          <w:t xml:space="preserve">rejects</w:t>
-        </w:r>
-      </w:ins>
-      <w:ins w:id="110" w:author="PR Preview" w:date="2026-01-01T00:00:00Z">
-        <w:r>
-          <w:t xml:space="preserve"> </w:t>
-        </w:r>
-      </w:ins>
-      <m:oMath>
-        <m:sSub>
-          <m:e>
-            <m:r>
-              <m:t>H</m:t>
-            </m:r>
-          </m:e>
-          <m:sub>
-            <m:r>
-              <m:rPr>
-                <m:sty m:val="p"/>
-              </m:rPr>
-              <m:t>(</m:t>
-            </m:r>
-            <m:r>
-              <m:t>1</m:t>
-            </m:r>
-            <m:r>
-              <m:rPr>
-                <m:sty m:val="p"/>
-              </m:rPr>
-              <m:t>)</m:t>
-            </m:r>
-          </m:sub>
-        </m:sSub>
-        <m:r>
-          <m:rPr>
-            <m:sty m:val="p"/>
-          </m:rPr>
-          <m:t>,</m:t>
-        </m:r>
-        <m:r>
-          <m:rPr>
-            <m:sty m:val="p"/>
-          </m:rPr>
-          <m:t>…</m:t>
-        </m:r>
-        <m:r>
-          <m:rPr>
-            <m:sty m:val="p"/>
-          </m:rPr>
-          <m:t>,</m:t>
-        </m:r>
-        <m:sSub>
-          <m:e>
-            <m:r>
-              <m:t>H</m:t>
-            </m:r>
-          </m:e>
-          <m:sub>
-            <m:r>
-              <m:rPr>
-                <m:sty m:val="p"/>
-              </m:rPr>
-              <m:t>(</m:t>
-            </m:r>
-            <m:sSup>
-              <m:e>
-                <m:r>
-                  <m:t>k</m:t>
-                </m:r>
-              </m:e>
-              <m:sup>
-                <m:r>
-                  <m:rPr>
-                    <m:sty m:val="p"/>
-                  </m:rPr>
-                  <m:t>*</m:t>
-                </m:r>
-              </m:sup>
-            </m:sSup>
-            <m:r>
-              <m:rPr>
-                <m:sty m:val="p"/>
-              </m:rPr>
-              <m:t>−</m:t>
-            </m:r>
-            <m:r>
-              <m:t>1</m:t>
-            </m:r>
-            <m:r>
-              <m:rPr>
-                <m:sty m:val="p"/>
-              </m:rPr>
-              <m:t>)</m:t>
-            </m:r>
-          </m:sub>
-        </m:sSub>
-      </m:oMath>
-      <w:ins w:id="111" w:author="PR Preview" w:date="2026-01-01T00:00:00Z">
-        <w:r>
-          <w:t xml:space="preserve"> </w:t>
-        </w:r>
-      </w:ins>
-      <w:ins w:id="112" w:author="PR Preview" w:date="2026-01-01T00:00:00Z">
-        <w:r>
-          <w:t xml:space="preserve">and no others.</w:t>
-        </w:r>
-      </w:ins>
+      <w:r>
+        <w:t xml:space="preserve"> </w:t>
+      </w:r>
+      <w:r>
+        <w:t xml:space="preserve">and no others.</w:t>
+      </w:r>
     </w:p>
     <w:p>
       <w:pPr>

--- a/pr-preview/pr-341/multiple-testing-handout-tracked-changes.docx
+++ b/pr-preview/pr-341/multiple-testing-handout-tracked-changes.docx
@@ -16,7 +16,7 @@
       </w:pPr>
       <w:del w:id="1" w:author="PR Preview" w:date="2026-01-01T00:00:00Z">
         <w:r>
-          <w:delText xml:space="preserve">Last modified: 2026-10-19 01:42:24 (PDT)</w:delText>
+          <w:delText xml:space="preserve">Last modified: 2026-10-19 03:33:48 (PDT)</w:delText>
         </w:r>
       </w:del>
     </w:p>
@@ -26,7 +26,7 @@
       </w:pPr>
       <w:ins w:id="2" w:author="PR Preview" w:date="2026-01-01T00:00:00Z">
         <w:r>
-          <w:t xml:space="preserve">Last modified: 2026-10-19 01:55:24 (PDT)</w:t>
+          <w:t xml:space="preserve">Last modified: 2026-10-19 03:40:46 (PDT)</w:t>
         </w:r>
       </w:ins>
     </w:p>
@@ -14368,54 +14368,54 @@
                     </m:rPr>
                     <m:t>Pr</m:t>
                   </m:r>
+                  <m:r>
+                    <m:t>​</m:t>
+                  </m:r>
+                  <m:d>
+                    <m:dPr>
+                      <m:begChr m:val="("/>
+                      <m:sepChr m:val=""/>
+                      <m:endChr m:val=")"/>
+                      <m:grow/>
+                    </m:dPr>
+                    <m:e>
+                      <m:sSub>
+                        <m:e>
+                          <m:r>
+                            <m:t>p</m:t>
+                          </m:r>
+                        </m:e>
+                        <m:sub>
+                          <m:r>
+                            <m:t>j</m:t>
+                          </m:r>
+                        </m:sub>
+                      </m:sSub>
+                      <m:r>
+                        <m:rPr>
+                          <m:sty m:val="p"/>
+                        </m:rPr>
+                        <m:t>≤</m:t>
+                      </m:r>
+                      <m:r>
+                        <m:t>α</m:t>
+                      </m:r>
+                      <m:r>
+                        <m:rPr>
+                          <m:sty m:val="p"/>
+                        </m:rPr>
+                        <m:t>/</m:t>
+                      </m:r>
+                      <m:r>
+                        <m:t>m</m:t>
+                      </m:r>
+                    </m:e>
+                  </m:d>
+                  <m:r>
+                    <m:t>​</m:t>
+                  </m:r>
                 </m:e>
               </m:nary>
-              <m:r>
-                <m:t>​</m:t>
-              </m:r>
-              <m:d>
-                <m:dPr>
-                  <m:begChr m:val="("/>
-                  <m:sepChr m:val=""/>
-                  <m:endChr m:val=")"/>
-                  <m:grow/>
-                </m:dPr>
-                <m:e>
-                  <m:sSub>
-                    <m:e>
-                      <m:r>
-                        <m:t>p</m:t>
-                      </m:r>
-                    </m:e>
-                    <m:sub>
-                      <m:r>
-                        <m:t>j</m:t>
-                      </m:r>
-                    </m:sub>
-                  </m:sSub>
-                  <m:r>
-                    <m:rPr>
-                      <m:sty m:val="p"/>
-                    </m:rPr>
-                    <m:t>≤</m:t>
-                  </m:r>
-                  <m:r>
-                    <m:t>α</m:t>
-                  </m:r>
-                  <m:r>
-                    <m:rPr>
-                      <m:sty m:val="p"/>
-                    </m:rPr>
-                    <m:t>/</m:t>
-                  </m:r>
-                  <m:r>
-                    <m:t>m</m:t>
-                  </m:r>
-                </m:e>
-              </m:d>
-              <m:r>
-                <m:t>​</m:t>
-              </m:r>
               <m:r>
                 <m:t>&amp;</m:t>
               </m:r>
@@ -20922,66 +20922,66 @@
                     </m:rPr>
                     <m:t>Pr</m:t>
                   </m:r>
-                </m:e>
-              </m:nary>
-              <m:r>
-                <m:t>​</m:t>
-              </m:r>
-              <m:d>
-                <m:dPr>
-                  <m:begChr m:val="("/>
-                  <m:sepChr m:val=""/>
-                  <m:endChr m:val=")"/>
-                  <m:grow/>
-                </m:dPr>
-                <m:e>
-                  <m:sSub>
+                  <m:r>
+                    <m:t>​</m:t>
+                  </m:r>
+                  <m:d>
+                    <m:dPr>
+                      <m:begChr m:val="("/>
+                      <m:sepChr m:val=""/>
+                      <m:endChr m:val=")"/>
+                      <m:grow/>
+                    </m:dPr>
                     <m:e>
-                      <m:r>
-                        <m:t>p</m:t>
-                      </m:r>
-                    </m:e>
-                    <m:sub>
-                      <m:r>
-                        <m:t>j</m:t>
-                      </m:r>
-                    </m:sub>
-                  </m:sSub>
-                  <m:r>
-                    <m:rPr>
-                      <m:sty m:val="p"/>
-                    </m:rPr>
-                    <m:t>≤</m:t>
-                  </m:r>
-                  <m:f>
-                    <m:fPr>
-                      <m:type m:val="bar"/>
-                    </m:fPr>
-                    <m:num>
-                      <m:r>
-                        <m:t>α</m:t>
-                      </m:r>
-                    </m:num>
-                    <m:den>
                       <m:sSub>
                         <m:e>
                           <m:r>
-                            <m:t>m</m:t>
+                            <m:t>p</m:t>
                           </m:r>
                         </m:e>
                         <m:sub>
                           <m:r>
-                            <m:t>0</m:t>
+                            <m:t>j</m:t>
                           </m:r>
                         </m:sub>
                       </m:sSub>
-                    </m:den>
-                  </m:f>
+                      <m:r>
+                        <m:rPr>
+                          <m:sty m:val="p"/>
+                        </m:rPr>
+                        <m:t>≤</m:t>
+                      </m:r>
+                      <m:f>
+                        <m:fPr>
+                          <m:type m:val="bar"/>
+                        </m:fPr>
+                        <m:num>
+                          <m:r>
+                            <m:t>α</m:t>
+                          </m:r>
+                        </m:num>
+                        <m:den>
+                          <m:sSub>
+                            <m:e>
+                              <m:r>
+                                <m:t>m</m:t>
+                              </m:r>
+                            </m:e>
+                            <m:sub>
+                              <m:r>
+                                <m:t>0</m:t>
+                              </m:r>
+                            </m:sub>
+                          </m:sSub>
+                        </m:den>
+                      </m:f>
+                    </m:e>
+                  </m:d>
+                  <m:r>
+                    <m:t>​</m:t>
+                  </m:r>
                 </m:e>
-              </m:d>
-              <m:r>
-                <m:t>​</m:t>
-              </m:r>
+              </m:nary>
               <m:r>
                 <m:t>&amp;</m:t>
               </m:r>
